--- a/docs/TCC/Grupo_7__Fazer_correção.docx
+++ b/docs/TCC/Grupo_7__Fazer_correção.docx
@@ -239,7 +239,7 @@
         <w:pStyle w:val="ABNT-Corpodetexto"/>
       </w:pPr>
       <w:r>
-        <w:t>Agradeço aos meus pais, por todo o zelo e dedicação que sempre despenderam comigo. Aos meus amigos…</w:t>
+        <w:t>Agradeço aos meus pais, por todo o zelo e dedicação que sempre despenderam comigo. Aos meus amigos, pelo companheirismo, pela paciência e pelo incentivo constante ao longo de todo o curso.</w:t>
       </w:r>
     </w:p>
     <w:p>
@@ -252,7 +252,20 @@
         <w:pStyle w:val="ABNT-Corpodetexto"/>
       </w:pPr>
       <w:r>
-        <w:t xml:space="preserve">Aos professores Andrea Avezum Martus e Juliano Aparecido Dezem Telles...</w:t>
+        <w:t xml:space="preserve">Aos professores Andrea Avezum Martus e Juliano Aparecido Dezem Telles, pela orientação dedicada, pelas correções cuidadosas e por todo o suporte oferecido durante o desenvolvimento deste trabalho.</w:t>
+      </w:r>
+    </w:p>
+    <w:p>
+      <w:pPr>
+        <w:pStyle w:val="ABNT-Corpodetexto"/>
+      </w:pPr>
+    </w:p>
+    <w:p>
+      <w:pPr>
+        <w:pStyle w:val="ABNT-Corpodetexto"/>
+      </w:pPr>
+      <w:r>
+        <w:t xml:space="preserve">Agradeço também à Escola Técnica Estadual Pedro Badran e aos colegas dos cursos técnicos de eletrônica e de meio ambiente que colaboraram com este projeto, e a todos que, de alguma forma, contribuíram para a realização deste trabalho.</w:t>
       </w:r>
     </w:p>
     <w:p>
@@ -2191,6 +2204,998 @@
         </w:rPr>
         <w:t xml:space="preserve">A tela de histórico apresenta uma tabela paginada com todas as medições registradas, permitindo filtrar por dispositivo, período, faixa de valores e situação de cada variável, além de ordenar os resultados e exportar os dados filtrados em formato CSV. A tela de notificações reúne o histórico de alertas gerados pelo sistema, agrupados por dispositivo em abas quando há mais de um cadastrado, cada aba exibindo sua própria contagem de notificações não visualizadas. As telas de configurações, dispositivos e perfil completam a interface, permitindo, respectivamente, ajustar os limites de temperatura e umidade, gerenciar os dispositivos ESP32 do usuário e administrar os dados da conta.</w:t>
       </w:r>
+    </w:p>
+    <w:p>
+      <w:pPr>
+        <w:spacing w:before="100" w:beforeAutospacing="1" w:after="100" w:afterAutospacing="1" w:line="240" w:lineRule="auto"/>
+        <w:rPr>
+          <w:rFonts w:ascii="Arial" w:eastAsia="Times New Roman" w:hAnsi="Arial" w:cs="Arial"/>
+          <w:sz w:val="24"/>
+          <w:szCs w:val="24"/>
+          <w:lang w:eastAsia="pt-BR"/>
+        </w:rPr>
+      </w:pPr>
+      <w:r>
+        <w:rPr>
+          <w:rFonts w:ascii="Arial" w:eastAsia="Times New Roman" w:hAnsi="Arial" w:cs="Arial"/>
+          <w:sz w:val="24"/>
+          <w:szCs w:val="24"/>
+          <w:lang w:eastAsia="pt-BR"/>
+        </w:rPr>
+        <w:t xml:space="preserve">A seguir, apresentam-se as principais telas do sistema, ilustrando as funcionalidades descritas nesta seção.</w:t>
+      </w:r>
+    </w:p>
+    <w:p>
+      <w:pPr>
+        <w:spacing w:before="100" w:beforeAutospacing="1" w:after="100" w:afterAutospacing="1" w:line="240" w:lineRule="auto"/>
+        <w:rPr>
+          <w:rFonts w:ascii="Arial" w:eastAsia="Times New Roman" w:hAnsi="Arial" w:cs="Arial"/>
+          <w:sz w:val="24"/>
+          <w:szCs w:val="24"/>
+          <w:lang w:eastAsia="pt-BR"/>
+        </w:rPr>
+      </w:pPr>
+      <w:r>
+        <w:rPr>
+          <w:rFonts w:ascii="Arial" w:eastAsia="Times New Roman" w:hAnsi="Arial" w:cs="Arial"/>
+          <w:sz w:val="24"/>
+          <w:szCs w:val="24"/>
+          <w:lang w:eastAsia="pt-BR"/>
+        </w:rPr>
+        <w:t xml:space="preserve">A Figura 1 apresenta a tela de Login do sistema ThermoSense, responsável por autenticar o usuário antes do acesso ao painel de monitoramento. Conforme observado na imagem, a interface foi projetada com foco na simplicidade, centralizando o formulário de e-mail e senha em um único cartão, com um atalho para a recuperação de senha e um link para o cadastro de uma nova conta logo abaixo. Toda a identidade visual foi desenvolvida utilizando React e a biblioteca Tailwind CSS, garantindo uma interface responsiva e consistente com o restante do sistema.</w:t>
+      </w:r>
+    </w:p>
+    <w:p>
+      <w:pPr>
+        <w:keepNext/>
+        <w:spacing w:before="100" w:beforeAutospacing="1" w:after="100" w:afterAutospacing="1" w:line="240" w:lineRule="auto"/>
+        <w:jc w:val="center"/>
+      </w:pPr>
+      <w:r>
+        <w:drawing>
+          <wp:inline distT="0" distB="0" distL="0" distR="0">
+            <wp:extent cx="5394960" cy="3371850"/>
+            <wp:effectExtent l="0" t="0" r="0" b="0"/>
+            <wp:docPr id="1" name="Imagem 1"/>
+            <wp:cNvGraphicFramePr>
+              <a:graphicFrameLocks xmlns:a="http://schemas.openxmlformats.org/drawingml/2006/main" noChangeAspect="1"/>
+            </wp:cNvGraphicFramePr>
+            <a:graphic xmlns:a="http://schemas.openxmlformats.org/drawingml/2006/main">
+              <a:graphicData uri="http://schemas.openxmlformats.org/drawingml/2006/picture">
+                <pic:pic xmlns:pic="http://schemas.openxmlformats.org/drawingml/2006/picture">
+                  <pic:nvPicPr>
+                    <pic:cNvPr id="0" name=""/>
+                    <pic:cNvPicPr/>
+                  </pic:nvPicPr>
+                  <pic:blipFill>
+                    <a:blip r:embed="rId11"/>
+                    <a:stretch>
+                      <a:fillRect/>
+                    </a:stretch>
+                  </pic:blipFill>
+                  <pic:spPr>
+                    <a:xfrm>
+                      <a:off x="0" y="0"/>
+                      <a:ext cx="5394960" cy="3371850"/>
+                    </a:xfrm>
+                    <a:prstGeom prst="rect">
+                      <a:avLst/>
+                    </a:prstGeom>
+                  </pic:spPr>
+                </pic:pic>
+              </a:graphicData>
+            </a:graphic>
+          </wp:inline>
+        </w:drawing>
+      </w:r>
+    </w:p>
+    <w:p>
+      <w:pPr>
+        <w:pStyle w:val="Legenda"/>
+        <w:jc w:val="center"/>
+        <w:rPr>
+          <w:rFonts w:ascii="Arial" w:hAnsi="Arial" w:cs="Arial"/>
+        </w:rPr>
+      </w:pPr>
+      <w:r>
+        <w:t xml:space="preserve">Figura </w:t>
+      </w:r>
+      <w:r>
+        <w:fldChar w:fldCharType="begin"/>
+      </w:r>
+      <w:r>
+        <w:instrText xml:space="preserve"> SEQ Figura \* ARABIC </w:instrText>
+      </w:r>
+      <w:r>
+        <w:fldChar w:fldCharType="separate"/>
+      </w:r>
+      <w:r>
+        <w:rPr>
+          <w:noProof/>
+        </w:rPr>
+        <w:t>1</w:t>
+      </w:r>
+      <w:r>
+        <w:fldChar w:fldCharType="end"/>
+      </w:r>
+      <w:r>
+        <w:t xml:space="preserve"> - Tela de Login do sistema</w:t>
+      </w:r>
+    </w:p>
+    <w:p>
+      <w:pPr>
+        <w:spacing w:before="100" w:beforeAutospacing="1" w:after="100" w:afterAutospacing="1" w:line="240" w:lineRule="auto"/>
+        <w:rPr>
+          <w:rFonts w:ascii="Arial" w:eastAsia="Times New Roman" w:hAnsi="Arial" w:cs="Arial"/>
+          <w:sz w:val="24"/>
+          <w:szCs w:val="24"/>
+          <w:lang w:eastAsia="pt-BR"/>
+        </w:rPr>
+      </w:pPr>
+    </w:p>
+    <w:p>
+      <w:pPr>
+        <w:spacing w:before="100" w:beforeAutospacing="1" w:after="100" w:afterAutospacing="1" w:line="240" w:lineRule="auto"/>
+        <w:rPr>
+          <w:rFonts w:ascii="Arial" w:eastAsia="Times New Roman" w:hAnsi="Arial" w:cs="Arial"/>
+          <w:sz w:val="24"/>
+          <w:szCs w:val="24"/>
+          <w:lang w:eastAsia="pt-BR"/>
+        </w:rPr>
+      </w:pPr>
+      <w:r>
+        <w:rPr>
+          <w:rFonts w:ascii="Arial" w:eastAsia="Times New Roman" w:hAnsi="Arial" w:cs="Arial"/>
+          <w:sz w:val="24"/>
+          <w:szCs w:val="24"/>
+          <w:lang w:eastAsia="pt-BR"/>
+        </w:rPr>
+        <w:t xml:space="preserve">A Figura 2 apresenta a tela de Dashboard do sistema, que funciona como o painel principal de monitoramento do usuário. Conforme observado na imagem, a interface foi projetada com foco na leitura rápida das condições do ambiente, organizando as informações mais importantes no topo da página por meio de cartões informativos, que exibem a temperatura e a umidade atuais, o status de comunicação do dispositivo e o horário da última leitura. Logo abaixo, dois gráficos de linha ilustram a evolução da temperatura e da umidade ao longo do período selecionado. Na lateral esquerda, localiza-se o menu de navegação, que permite o acesso rápido às demais funcionalidades do sistema. Toda a identidade visual foi desenvolvida utilizando React e Tailwind CSS, garantindo uma interface responsiva e adaptável a diferentes resoluções de tela.</w:t>
+      </w:r>
+    </w:p>
+    <w:p>
+      <w:pPr>
+        <w:keepNext/>
+        <w:spacing w:before="100" w:beforeAutospacing="1" w:after="100" w:afterAutospacing="1" w:line="240" w:lineRule="auto"/>
+        <w:jc w:val="center"/>
+      </w:pPr>
+      <w:r>
+        <w:drawing>
+          <wp:inline distT="0" distB="0" distL="0" distR="0">
+            <wp:extent cx="5394960" cy="3371850"/>
+            <wp:effectExtent l="0" t="0" r="0" b="0"/>
+            <wp:docPr id="2" name="Imagem 2"/>
+            <wp:cNvGraphicFramePr>
+              <a:graphicFrameLocks xmlns:a="http://schemas.openxmlformats.org/drawingml/2006/main" noChangeAspect="1"/>
+            </wp:cNvGraphicFramePr>
+            <a:graphic xmlns:a="http://schemas.openxmlformats.org/drawingml/2006/main">
+              <a:graphicData uri="http://schemas.openxmlformats.org/drawingml/2006/picture">
+                <pic:pic xmlns:pic="http://schemas.openxmlformats.org/drawingml/2006/picture">
+                  <pic:nvPicPr>
+                    <pic:cNvPr id="0" name=""/>
+                    <pic:cNvPicPr/>
+                  </pic:nvPicPr>
+                  <pic:blipFill>
+                    <a:blip r:embed="rId12"/>
+                    <a:stretch>
+                      <a:fillRect/>
+                    </a:stretch>
+                  </pic:blipFill>
+                  <pic:spPr>
+                    <a:xfrm>
+                      <a:off x="0" y="0"/>
+                      <a:ext cx="5394960" cy="3371850"/>
+                    </a:xfrm>
+                    <a:prstGeom prst="rect">
+                      <a:avLst/>
+                    </a:prstGeom>
+                  </pic:spPr>
+                </pic:pic>
+              </a:graphicData>
+            </a:graphic>
+          </wp:inline>
+        </w:drawing>
+      </w:r>
+    </w:p>
+    <w:p>
+      <w:pPr>
+        <w:pStyle w:val="Legenda"/>
+        <w:jc w:val="center"/>
+        <w:rPr>
+          <w:rFonts w:ascii="Arial" w:hAnsi="Arial" w:cs="Arial"/>
+        </w:rPr>
+      </w:pPr>
+      <w:r>
+        <w:t xml:space="preserve">Figura </w:t>
+      </w:r>
+      <w:r>
+        <w:fldChar w:fldCharType="begin"/>
+      </w:r>
+      <w:r>
+        <w:instrText xml:space="preserve"> SEQ Figura \* ARABIC </w:instrText>
+      </w:r>
+      <w:r>
+        <w:fldChar w:fldCharType="separate"/>
+      </w:r>
+      <w:r>
+        <w:rPr>
+          <w:noProof/>
+        </w:rPr>
+        <w:t>2</w:t>
+      </w:r>
+      <w:r>
+        <w:fldChar w:fldCharType="end"/>
+      </w:r>
+      <w:r>
+        <w:t xml:space="preserve"> - Tela de Dashboard com um dispositivo cadastrado</w:t>
+      </w:r>
+    </w:p>
+    <w:p>
+      <w:pPr>
+        <w:spacing w:before="100" w:beforeAutospacing="1" w:after="100" w:afterAutospacing="1" w:line="240" w:lineRule="auto"/>
+        <w:rPr>
+          <w:rFonts w:ascii="Arial" w:eastAsia="Times New Roman" w:hAnsi="Arial" w:cs="Arial"/>
+          <w:sz w:val="24"/>
+          <w:szCs w:val="24"/>
+          <w:lang w:eastAsia="pt-BR"/>
+        </w:rPr>
+      </w:pPr>
+    </w:p>
+    <w:p>
+      <w:pPr>
+        <w:spacing w:before="100" w:beforeAutospacing="1" w:after="100" w:afterAutospacing="1" w:line="240" w:lineRule="auto"/>
+        <w:rPr>
+          <w:rFonts w:ascii="Arial" w:eastAsia="Times New Roman" w:hAnsi="Arial" w:cs="Arial"/>
+          <w:sz w:val="24"/>
+          <w:szCs w:val="24"/>
+          <w:lang w:eastAsia="pt-BR"/>
+        </w:rPr>
+      </w:pPr>
+      <w:r>
+        <w:rPr>
+          <w:rFonts w:ascii="Arial" w:eastAsia="Times New Roman" w:hAnsi="Arial" w:cs="Arial"/>
+          <w:sz w:val="24"/>
+          <w:szCs w:val="24"/>
+          <w:lang w:eastAsia="pt-BR"/>
+        </w:rPr>
+        <w:t xml:space="preserve">A Figura 3 apresenta o mesmo painel de Dashboard, agora com o usuário possuindo mais de um dispositivo ESP32 cadastrado. Conforme observado na imagem, dois elementos adicionais passam a ser exibidos em relação ao cenário anterior: um seletor, logo abaixo do título, que permite alternar qual dispositivo está sendo exibido nos cartões e nos gráficos; e um resumo compacto no canto superior direito, que lista os demais dispositivos do usuário com sua leitura mais recente, seu status de comunicação e a contagem de notificações pendentes de cada um. Dessa forma, o usuário consegue acompanhar todos os seus sensores simultaneamente, sem precisar navegar entre eles a todo momento.</w:t>
+      </w:r>
+    </w:p>
+    <w:p>
+      <w:pPr>
+        <w:keepNext/>
+        <w:spacing w:before="100" w:beforeAutospacing="1" w:after="100" w:afterAutospacing="1" w:line="240" w:lineRule="auto"/>
+        <w:jc w:val="center"/>
+      </w:pPr>
+      <w:r>
+        <w:drawing>
+          <wp:inline distT="0" distB="0" distL="0" distR="0">
+            <wp:extent cx="5394960" cy="3371850"/>
+            <wp:effectExtent l="0" t="0" r="0" b="0"/>
+            <wp:docPr id="3" name="Imagem 3"/>
+            <wp:cNvGraphicFramePr>
+              <a:graphicFrameLocks xmlns:a="http://schemas.openxmlformats.org/drawingml/2006/main" noChangeAspect="1"/>
+            </wp:cNvGraphicFramePr>
+            <a:graphic xmlns:a="http://schemas.openxmlformats.org/drawingml/2006/main">
+              <a:graphicData uri="http://schemas.openxmlformats.org/drawingml/2006/picture">
+                <pic:pic xmlns:pic="http://schemas.openxmlformats.org/drawingml/2006/picture">
+                  <pic:nvPicPr>
+                    <pic:cNvPr id="0" name=""/>
+                    <pic:cNvPicPr/>
+                  </pic:nvPicPr>
+                  <pic:blipFill>
+                    <a:blip r:embed="rId13"/>
+                    <a:stretch>
+                      <a:fillRect/>
+                    </a:stretch>
+                  </pic:blipFill>
+                  <pic:spPr>
+                    <a:xfrm>
+                      <a:off x="0" y="0"/>
+                      <a:ext cx="5394960" cy="3371850"/>
+                    </a:xfrm>
+                    <a:prstGeom prst="rect">
+                      <a:avLst/>
+                    </a:prstGeom>
+                  </pic:spPr>
+                </pic:pic>
+              </a:graphicData>
+            </a:graphic>
+          </wp:inline>
+        </w:drawing>
+      </w:r>
+    </w:p>
+    <w:p>
+      <w:pPr>
+        <w:pStyle w:val="Legenda"/>
+        <w:jc w:val="center"/>
+        <w:rPr>
+          <w:rFonts w:ascii="Arial" w:hAnsi="Arial" w:cs="Arial"/>
+        </w:rPr>
+      </w:pPr>
+      <w:r>
+        <w:t xml:space="preserve">Figura </w:t>
+      </w:r>
+      <w:r>
+        <w:fldChar w:fldCharType="begin"/>
+      </w:r>
+      <w:r>
+        <w:instrText xml:space="preserve"> SEQ Figura \* ARABIC </w:instrText>
+      </w:r>
+      <w:r>
+        <w:fldChar w:fldCharType="separate"/>
+      </w:r>
+      <w:r>
+        <w:rPr>
+          <w:noProof/>
+        </w:rPr>
+        <w:t>3</w:t>
+      </w:r>
+      <w:r>
+        <w:fldChar w:fldCharType="end"/>
+      </w:r>
+      <w:r>
+        <w:t xml:space="preserve"> - Tela de Dashboard com múltiplos dispositivos cadastrados</w:t>
+      </w:r>
+    </w:p>
+    <w:p>
+      <w:pPr>
+        <w:spacing w:before="100" w:beforeAutospacing="1" w:after="100" w:afterAutospacing="1" w:line="240" w:lineRule="auto"/>
+        <w:rPr>
+          <w:rFonts w:ascii="Arial" w:eastAsia="Times New Roman" w:hAnsi="Arial" w:cs="Arial"/>
+          <w:sz w:val="24"/>
+          <w:szCs w:val="24"/>
+          <w:lang w:eastAsia="pt-BR"/>
+        </w:rPr>
+      </w:pPr>
+    </w:p>
+    <w:p>
+      <w:pPr>
+        <w:spacing w:before="100" w:beforeAutospacing="1" w:after="100" w:afterAutospacing="1" w:line="240" w:lineRule="auto"/>
+        <w:rPr>
+          <w:rFonts w:ascii="Arial" w:eastAsia="Times New Roman" w:hAnsi="Arial" w:cs="Arial"/>
+          <w:sz w:val="24"/>
+          <w:szCs w:val="24"/>
+          <w:lang w:eastAsia="pt-BR"/>
+        </w:rPr>
+      </w:pPr>
+      <w:r>
+        <w:rPr>
+          <w:rFonts w:ascii="Arial" w:eastAsia="Times New Roman" w:hAnsi="Arial" w:cs="Arial"/>
+          <w:sz w:val="24"/>
+          <w:szCs w:val="24"/>
+          <w:lang w:eastAsia="pt-BR"/>
+        </w:rPr>
+        <w:t xml:space="preserve">A Figura 4 apresenta a tela de Histórico do sistema, responsável por exibir o registro completo das medições realizadas. Conforme observado na imagem, a interface organiza um painel de filtros no topo da página, permitindo restringir a consulta por dispositivo, período, faixa de valores e situação de cada variável, e uma tabela paginada logo abaixo, exibindo a data, o horário, a temperatura, a umidade e a situação de cada leitura registrada. No canto superior direito, um botão permite exportar os dados filtrados em formato CSV.</w:t>
+      </w:r>
+    </w:p>
+    <w:p>
+      <w:pPr>
+        <w:keepNext/>
+        <w:spacing w:before="100" w:beforeAutospacing="1" w:after="100" w:afterAutospacing="1" w:line="240" w:lineRule="auto"/>
+        <w:jc w:val="center"/>
+      </w:pPr>
+      <w:r>
+        <w:drawing>
+          <wp:inline distT="0" distB="0" distL="0" distR="0">
+            <wp:extent cx="4114800" cy="5374958"/>
+            <wp:effectExtent l="0" t="0" r="0" b="0"/>
+            <wp:docPr id="4" name="Imagem 4"/>
+            <wp:cNvGraphicFramePr>
+              <a:graphicFrameLocks xmlns:a="http://schemas.openxmlformats.org/drawingml/2006/main" noChangeAspect="1"/>
+            </wp:cNvGraphicFramePr>
+            <a:graphic xmlns:a="http://schemas.openxmlformats.org/drawingml/2006/main">
+              <a:graphicData uri="http://schemas.openxmlformats.org/drawingml/2006/picture">
+                <pic:pic xmlns:pic="http://schemas.openxmlformats.org/drawingml/2006/picture">
+                  <pic:nvPicPr>
+                    <pic:cNvPr id="0" name=""/>
+                    <pic:cNvPicPr/>
+                  </pic:nvPicPr>
+                  <pic:blipFill>
+                    <a:blip r:embed="rId14"/>
+                    <a:stretch>
+                      <a:fillRect/>
+                    </a:stretch>
+                  </pic:blipFill>
+                  <pic:spPr>
+                    <a:xfrm>
+                      <a:off x="0" y="0"/>
+                      <a:ext cx="4114800" cy="5374958"/>
+                    </a:xfrm>
+                    <a:prstGeom prst="rect">
+                      <a:avLst/>
+                    </a:prstGeom>
+                  </pic:spPr>
+                </pic:pic>
+              </a:graphicData>
+            </a:graphic>
+          </wp:inline>
+        </w:drawing>
+      </w:r>
+    </w:p>
+    <w:p>
+      <w:pPr>
+        <w:pStyle w:val="Legenda"/>
+        <w:jc w:val="center"/>
+        <w:rPr>
+          <w:rFonts w:ascii="Arial" w:hAnsi="Arial" w:cs="Arial"/>
+        </w:rPr>
+      </w:pPr>
+      <w:r>
+        <w:t xml:space="preserve">Figura </w:t>
+      </w:r>
+      <w:r>
+        <w:fldChar w:fldCharType="begin"/>
+      </w:r>
+      <w:r>
+        <w:instrText xml:space="preserve"> SEQ Figura \* ARABIC </w:instrText>
+      </w:r>
+      <w:r>
+        <w:fldChar w:fldCharType="separate"/>
+      </w:r>
+      <w:r>
+        <w:rPr>
+          <w:noProof/>
+        </w:rPr>
+        <w:t>4</w:t>
+      </w:r>
+      <w:r>
+        <w:fldChar w:fldCharType="end"/>
+      </w:r>
+      <w:r>
+        <w:t xml:space="preserve"> - Tela de Histórico de medições</w:t>
+      </w:r>
+    </w:p>
+    <w:p>
+      <w:pPr>
+        <w:spacing w:before="100" w:beforeAutospacing="1" w:after="100" w:afterAutospacing="1" w:line="240" w:lineRule="auto"/>
+        <w:rPr>
+          <w:rFonts w:ascii="Arial" w:eastAsia="Times New Roman" w:hAnsi="Arial" w:cs="Arial"/>
+          <w:sz w:val="24"/>
+          <w:szCs w:val="24"/>
+          <w:lang w:eastAsia="pt-BR"/>
+        </w:rPr>
+      </w:pPr>
+    </w:p>
+    <w:p>
+      <w:pPr>
+        <w:spacing w:before="100" w:beforeAutospacing="1" w:after="100" w:afterAutospacing="1" w:line="240" w:lineRule="auto"/>
+        <w:rPr>
+          <w:rFonts w:ascii="Arial" w:eastAsia="Times New Roman" w:hAnsi="Arial" w:cs="Arial"/>
+          <w:sz w:val="24"/>
+          <w:szCs w:val="24"/>
+          <w:lang w:eastAsia="pt-BR"/>
+        </w:rPr>
+      </w:pPr>
+      <w:r>
+        <w:rPr>
+          <w:rFonts w:ascii="Arial" w:eastAsia="Times New Roman" w:hAnsi="Arial" w:cs="Arial"/>
+          <w:sz w:val="24"/>
+          <w:szCs w:val="24"/>
+          <w:lang w:eastAsia="pt-BR"/>
+        </w:rPr>
+        <w:t xml:space="preserve">A Figura 5 apresenta a tela de Configurações do sistema, na qual o usuário define os limites aceitáveis de temperatura e umidade do ambiente monitorado. Conforme observado na imagem, a interface separa os campos de temperatura e umidade em dois blocos lado a lado, cada um exigindo um valor ideal e uma margem de tolerância, a partir dos quais o sistema calcula automaticamente a faixa aceitável exibida logo abaixo. Um campo opcional de taxa mínima e máxima permite substituir esse cálculo quando necessário, e um interruptor específico permite ativar ou desativar as notificações de anomalia para cada variável de forma independente.</w:t>
+      </w:r>
+    </w:p>
+    <w:p>
+      <w:pPr>
+        <w:keepNext/>
+        <w:spacing w:before="100" w:beforeAutospacing="1" w:after="100" w:afterAutospacing="1" w:line="240" w:lineRule="auto"/>
+        <w:jc w:val="center"/>
+      </w:pPr>
+      <w:r>
+        <w:drawing>
+          <wp:inline distT="0" distB="0" distL="0" distR="0">
+            <wp:extent cx="5394960" cy="3371850"/>
+            <wp:effectExtent l="0" t="0" r="0" b="0"/>
+            <wp:docPr id="5" name="Imagem 5"/>
+            <wp:cNvGraphicFramePr>
+              <a:graphicFrameLocks xmlns:a="http://schemas.openxmlformats.org/drawingml/2006/main" noChangeAspect="1"/>
+            </wp:cNvGraphicFramePr>
+            <a:graphic xmlns:a="http://schemas.openxmlformats.org/drawingml/2006/main">
+              <a:graphicData uri="http://schemas.openxmlformats.org/drawingml/2006/picture">
+                <pic:pic xmlns:pic="http://schemas.openxmlformats.org/drawingml/2006/picture">
+                  <pic:nvPicPr>
+                    <pic:cNvPr id="0" name=""/>
+                    <pic:cNvPicPr/>
+                  </pic:nvPicPr>
+                  <pic:blipFill>
+                    <a:blip r:embed="rId15"/>
+                    <a:stretch>
+                      <a:fillRect/>
+                    </a:stretch>
+                  </pic:blipFill>
+                  <pic:spPr>
+                    <a:xfrm>
+                      <a:off x="0" y="0"/>
+                      <a:ext cx="5394960" cy="3371850"/>
+                    </a:xfrm>
+                    <a:prstGeom prst="rect">
+                      <a:avLst/>
+                    </a:prstGeom>
+                  </pic:spPr>
+                </pic:pic>
+              </a:graphicData>
+            </a:graphic>
+          </wp:inline>
+        </w:drawing>
+      </w:r>
+    </w:p>
+    <w:p>
+      <w:pPr>
+        <w:pStyle w:val="Legenda"/>
+        <w:jc w:val="center"/>
+        <w:rPr>
+          <w:rFonts w:ascii="Arial" w:hAnsi="Arial" w:cs="Arial"/>
+        </w:rPr>
+      </w:pPr>
+      <w:r>
+        <w:t xml:space="preserve">Figura </w:t>
+      </w:r>
+      <w:r>
+        <w:fldChar w:fldCharType="begin"/>
+      </w:r>
+      <w:r>
+        <w:instrText xml:space="preserve"> SEQ Figura \* ARABIC </w:instrText>
+      </w:r>
+      <w:r>
+        <w:fldChar w:fldCharType="separate"/>
+      </w:r>
+      <w:r>
+        <w:rPr>
+          <w:noProof/>
+        </w:rPr>
+        <w:t>5</w:t>
+      </w:r>
+      <w:r>
+        <w:fldChar w:fldCharType="end"/>
+      </w:r>
+      <w:r>
+        <w:t xml:space="preserve"> - Tela de Configurações de limites de temperatura e umidade</w:t>
+      </w:r>
+    </w:p>
+    <w:p>
+      <w:pPr>
+        <w:spacing w:before="100" w:beforeAutospacing="1" w:after="100" w:afterAutospacing="1" w:line="240" w:lineRule="auto"/>
+        <w:rPr>
+          <w:rFonts w:ascii="Arial" w:eastAsia="Times New Roman" w:hAnsi="Arial" w:cs="Arial"/>
+          <w:sz w:val="24"/>
+          <w:szCs w:val="24"/>
+          <w:lang w:eastAsia="pt-BR"/>
+        </w:rPr>
+      </w:pPr>
+    </w:p>
+    <w:p>
+      <w:pPr>
+        <w:spacing w:before="100" w:beforeAutospacing="1" w:after="100" w:afterAutospacing="1" w:line="240" w:lineRule="auto"/>
+        <w:rPr>
+          <w:rFonts w:ascii="Arial" w:eastAsia="Times New Roman" w:hAnsi="Arial" w:cs="Arial"/>
+          <w:sz w:val="24"/>
+          <w:szCs w:val="24"/>
+          <w:lang w:eastAsia="pt-BR"/>
+        </w:rPr>
+      </w:pPr>
+      <w:r>
+        <w:rPr>
+          <w:rFonts w:ascii="Arial" w:eastAsia="Times New Roman" w:hAnsi="Arial" w:cs="Arial"/>
+          <w:sz w:val="24"/>
+          <w:szCs w:val="24"/>
+          <w:lang w:eastAsia="pt-BR"/>
+        </w:rPr>
+        <w:t xml:space="preserve">A Figura 6 apresenta a aba de Aparência, dentro da mesma tela de Configurações, na qual o usuário personaliza a interface do sistema. Conforme observado na imagem, é possível ativar o modo escuro — que, por padrão, segue automaticamente o tema do sistema operacional até ser definido manualmente pelo usuário —, escolher entre oito cores de destaque para os elementos da interface, ajustar o tamanho da fonte em três níveis e ativar a redução de movimento, que desliga as transições e animações da interface para usuários que preferem uma navegação mais estática.</w:t>
+      </w:r>
+    </w:p>
+    <w:p>
+      <w:pPr>
+        <w:keepNext/>
+        <w:spacing w:before="100" w:beforeAutospacing="1" w:after="100" w:afterAutospacing="1" w:line="240" w:lineRule="auto"/>
+        <w:jc w:val="center"/>
+      </w:pPr>
+      <w:r>
+        <w:drawing>
+          <wp:inline distT="0" distB="0" distL="0" distR="0">
+            <wp:extent cx="5394960" cy="3371850"/>
+            <wp:effectExtent l="0" t="0" r="0" b="0"/>
+            <wp:docPr id="6" name="Imagem 6"/>
+            <wp:cNvGraphicFramePr>
+              <a:graphicFrameLocks xmlns:a="http://schemas.openxmlformats.org/drawingml/2006/main" noChangeAspect="1"/>
+            </wp:cNvGraphicFramePr>
+            <a:graphic xmlns:a="http://schemas.openxmlformats.org/drawingml/2006/main">
+              <a:graphicData uri="http://schemas.openxmlformats.org/drawingml/2006/picture">
+                <pic:pic xmlns:pic="http://schemas.openxmlformats.org/drawingml/2006/picture">
+                  <pic:nvPicPr>
+                    <pic:cNvPr id="0" name=""/>
+                    <pic:cNvPicPr/>
+                  </pic:nvPicPr>
+                  <pic:blipFill>
+                    <a:blip r:embed="rId16"/>
+                    <a:stretch>
+                      <a:fillRect/>
+                    </a:stretch>
+                  </pic:blipFill>
+                  <pic:spPr>
+                    <a:xfrm>
+                      <a:off x="0" y="0"/>
+                      <a:ext cx="5394960" cy="3371850"/>
+                    </a:xfrm>
+                    <a:prstGeom prst="rect">
+                      <a:avLst/>
+                    </a:prstGeom>
+                  </pic:spPr>
+                </pic:pic>
+              </a:graphicData>
+            </a:graphic>
+          </wp:inline>
+        </w:drawing>
+      </w:r>
+    </w:p>
+    <w:p>
+      <w:pPr>
+        <w:pStyle w:val="Legenda"/>
+        <w:jc w:val="center"/>
+        <w:rPr>
+          <w:rFonts w:ascii="Arial" w:hAnsi="Arial" w:cs="Arial"/>
+        </w:rPr>
+      </w:pPr>
+      <w:r>
+        <w:t xml:space="preserve">Figura </w:t>
+      </w:r>
+      <w:r>
+        <w:fldChar w:fldCharType="begin"/>
+      </w:r>
+      <w:r>
+        <w:instrText xml:space="preserve"> SEQ Figura \* ARABIC </w:instrText>
+      </w:r>
+      <w:r>
+        <w:fldChar w:fldCharType="separate"/>
+      </w:r>
+      <w:r>
+        <w:rPr>
+          <w:noProof/>
+        </w:rPr>
+        <w:t>6</w:t>
+      </w:r>
+      <w:r>
+        <w:fldChar w:fldCharType="end"/>
+      </w:r>
+      <w:r>
+        <w:t xml:space="preserve"> - Tela de Configurações — aba de Aparência</w:t>
+      </w:r>
+    </w:p>
+    <w:p>
+      <w:pPr>
+        <w:spacing w:before="100" w:beforeAutospacing="1" w:after="100" w:afterAutospacing="1" w:line="240" w:lineRule="auto"/>
+        <w:rPr>
+          <w:rFonts w:ascii="Arial" w:eastAsia="Times New Roman" w:hAnsi="Arial" w:cs="Arial"/>
+          <w:sz w:val="24"/>
+          <w:szCs w:val="24"/>
+          <w:lang w:eastAsia="pt-BR"/>
+        </w:rPr>
+      </w:pPr>
+    </w:p>
+    <w:p>
+      <w:pPr>
+        <w:spacing w:before="100" w:beforeAutospacing="1" w:after="100" w:afterAutospacing="1" w:line="240" w:lineRule="auto"/>
+        <w:rPr>
+          <w:rFonts w:ascii="Arial" w:eastAsia="Times New Roman" w:hAnsi="Arial" w:cs="Arial"/>
+          <w:sz w:val="24"/>
+          <w:szCs w:val="24"/>
+          <w:lang w:eastAsia="pt-BR"/>
+        </w:rPr>
+      </w:pPr>
+      <w:r>
+        <w:rPr>
+          <w:rFonts w:ascii="Arial" w:eastAsia="Times New Roman" w:hAnsi="Arial" w:cs="Arial"/>
+          <w:sz w:val="24"/>
+          <w:szCs w:val="24"/>
+          <w:lang w:eastAsia="pt-BR"/>
+        </w:rPr>
+        <w:t xml:space="preserve">A Figura 7 apresenta a tela de Dispositivos do sistema, responsável pelo gerenciamento dos sensores ESP32 do usuário. Conforme observado na imagem, cada dispositivo cadastrado é exibido em um cartão próprio, contendo seu nome, seu identificador público, seu status de comunicação e a data da última leitura recebida. Botões de ação, posicionados no canto direito de cada cartão, permitem ativar ou desativar o dispositivo, regenerar seu token de acesso ou removê-lo do sistema. Um formulário na parte inferior da tela permite o cadastro de um novo dispositivo, informando apenas um nome — o identificador e o token de acesso são gerados automaticamente pelo sistema.</w:t>
+      </w:r>
+    </w:p>
+    <w:p>
+      <w:pPr>
+        <w:keepNext/>
+        <w:spacing w:before="100" w:beforeAutospacing="1" w:after="100" w:afterAutospacing="1" w:line="240" w:lineRule="auto"/>
+        <w:jc w:val="center"/>
+      </w:pPr>
+      <w:r>
+        <w:drawing>
+          <wp:inline distT="0" distB="0" distL="0" distR="0">
+            <wp:extent cx="5394960" cy="3371850"/>
+            <wp:effectExtent l="0" t="0" r="0" b="0"/>
+            <wp:docPr id="7" name="Imagem 7"/>
+            <wp:cNvGraphicFramePr>
+              <a:graphicFrameLocks xmlns:a="http://schemas.openxmlformats.org/drawingml/2006/main" noChangeAspect="1"/>
+            </wp:cNvGraphicFramePr>
+            <a:graphic xmlns:a="http://schemas.openxmlformats.org/drawingml/2006/main">
+              <a:graphicData uri="http://schemas.openxmlformats.org/drawingml/2006/picture">
+                <pic:pic xmlns:pic="http://schemas.openxmlformats.org/drawingml/2006/picture">
+                  <pic:nvPicPr>
+                    <pic:cNvPr id="0" name=""/>
+                    <pic:cNvPicPr/>
+                  </pic:nvPicPr>
+                  <pic:blipFill>
+                    <a:blip r:embed="rId17"/>
+                    <a:stretch>
+                      <a:fillRect/>
+                    </a:stretch>
+                  </pic:blipFill>
+                  <pic:spPr>
+                    <a:xfrm>
+                      <a:off x="0" y="0"/>
+                      <a:ext cx="5394960" cy="3371850"/>
+                    </a:xfrm>
+                    <a:prstGeom prst="rect">
+                      <a:avLst/>
+                    </a:prstGeom>
+                  </pic:spPr>
+                </pic:pic>
+              </a:graphicData>
+            </a:graphic>
+          </wp:inline>
+        </w:drawing>
+      </w:r>
+    </w:p>
+    <w:p>
+      <w:pPr>
+        <w:pStyle w:val="Legenda"/>
+        <w:jc w:val="center"/>
+        <w:rPr>
+          <w:rFonts w:ascii="Arial" w:hAnsi="Arial" w:cs="Arial"/>
+        </w:rPr>
+      </w:pPr>
+      <w:r>
+        <w:t xml:space="preserve">Figura </w:t>
+      </w:r>
+      <w:r>
+        <w:fldChar w:fldCharType="begin"/>
+      </w:r>
+      <w:r>
+        <w:instrText xml:space="preserve"> SEQ Figura \* ARABIC </w:instrText>
+      </w:r>
+      <w:r>
+        <w:fldChar w:fldCharType="separate"/>
+      </w:r>
+      <w:r>
+        <w:rPr>
+          <w:noProof/>
+        </w:rPr>
+        <w:t>7</w:t>
+      </w:r>
+      <w:r>
+        <w:fldChar w:fldCharType="end"/>
+      </w:r>
+      <w:r>
+        <w:t xml:space="preserve"> - Tela de gerenciamento de Dispositivos</w:t>
+      </w:r>
+    </w:p>
+    <w:p>
+      <w:pPr>
+        <w:spacing w:before="100" w:beforeAutospacing="1" w:after="100" w:afterAutospacing="1" w:line="240" w:lineRule="auto"/>
+        <w:rPr>
+          <w:rFonts w:ascii="Arial" w:eastAsia="Times New Roman" w:hAnsi="Arial" w:cs="Arial"/>
+          <w:sz w:val="24"/>
+          <w:szCs w:val="24"/>
+          <w:lang w:eastAsia="pt-BR"/>
+        </w:rPr>
+      </w:pPr>
+    </w:p>
+    <w:p>
+      <w:pPr>
+        <w:spacing w:before="100" w:beforeAutospacing="1" w:after="100" w:afterAutospacing="1" w:line="240" w:lineRule="auto"/>
+        <w:rPr>
+          <w:rFonts w:ascii="Arial" w:eastAsia="Times New Roman" w:hAnsi="Arial" w:cs="Arial"/>
+          <w:sz w:val="24"/>
+          <w:szCs w:val="24"/>
+          <w:lang w:eastAsia="pt-BR"/>
+        </w:rPr>
+      </w:pPr>
+      <w:r>
+        <w:rPr>
+          <w:rFonts w:ascii="Arial" w:eastAsia="Times New Roman" w:hAnsi="Arial" w:cs="Arial"/>
+          <w:sz w:val="24"/>
+          <w:szCs w:val="24"/>
+          <w:lang w:eastAsia="pt-BR"/>
+        </w:rPr>
+        <w:t xml:space="preserve">A Figura 8 apresenta a tela de Notificações do sistema, que reúne o histórico de anomalias de temperatura e umidade detectadas pelo sistema. Conforme observado na imagem, quando o usuário possui mais de um dispositivo cadastrado, as notificações são organizadas em abas — uma para cada dispositivo —, cada aba exibindo sua própria contagem de notificações ainda não visualizadas. Ao clicar em uma notificação, seus detalhes são expandidos na própria lista, exibindo o valor de pico atingido durante o evento e o intervalo de tempo em que a anomalia esteve ativa.</w:t>
+      </w:r>
+    </w:p>
+    <w:p>
+      <w:pPr>
+        <w:keepNext/>
+        <w:spacing w:before="100" w:beforeAutospacing="1" w:after="100" w:afterAutospacing="1" w:line="240" w:lineRule="auto"/>
+        <w:jc w:val="center"/>
+      </w:pPr>
+      <w:r>
+        <w:drawing>
+          <wp:inline distT="0" distB="0" distL="0" distR="0">
+            <wp:extent cx="5394960" cy="3371850"/>
+            <wp:effectExtent l="0" t="0" r="0" b="0"/>
+            <wp:docPr id="8" name="Imagem 8"/>
+            <wp:cNvGraphicFramePr>
+              <a:graphicFrameLocks xmlns:a="http://schemas.openxmlformats.org/drawingml/2006/main" noChangeAspect="1"/>
+            </wp:cNvGraphicFramePr>
+            <a:graphic xmlns:a="http://schemas.openxmlformats.org/drawingml/2006/main">
+              <a:graphicData uri="http://schemas.openxmlformats.org/drawingml/2006/picture">
+                <pic:pic xmlns:pic="http://schemas.openxmlformats.org/drawingml/2006/picture">
+                  <pic:nvPicPr>
+                    <pic:cNvPr id="0" name=""/>
+                    <pic:cNvPicPr/>
+                  </pic:nvPicPr>
+                  <pic:blipFill>
+                    <a:blip r:embed="rId18"/>
+                    <a:stretch>
+                      <a:fillRect/>
+                    </a:stretch>
+                  </pic:blipFill>
+                  <pic:spPr>
+                    <a:xfrm>
+                      <a:off x="0" y="0"/>
+                      <a:ext cx="5394960" cy="3371850"/>
+                    </a:xfrm>
+                    <a:prstGeom prst="rect">
+                      <a:avLst/>
+                    </a:prstGeom>
+                  </pic:spPr>
+                </pic:pic>
+              </a:graphicData>
+            </a:graphic>
+          </wp:inline>
+        </w:drawing>
+      </w:r>
+    </w:p>
+    <w:p>
+      <w:pPr>
+        <w:pStyle w:val="Legenda"/>
+        <w:jc w:val="center"/>
+        <w:rPr>
+          <w:rFonts w:ascii="Arial" w:hAnsi="Arial" w:cs="Arial"/>
+        </w:rPr>
+      </w:pPr>
+      <w:r>
+        <w:t xml:space="preserve">Figura </w:t>
+      </w:r>
+      <w:r>
+        <w:fldChar w:fldCharType="begin"/>
+      </w:r>
+      <w:r>
+        <w:instrText xml:space="preserve"> SEQ Figura \* ARABIC </w:instrText>
+      </w:r>
+      <w:r>
+        <w:fldChar w:fldCharType="separate"/>
+      </w:r>
+      <w:r>
+        <w:rPr>
+          <w:noProof/>
+        </w:rPr>
+        <w:t>8</w:t>
+      </w:r>
+      <w:r>
+        <w:fldChar w:fldCharType="end"/>
+      </w:r>
+      <w:r>
+        <w:t xml:space="preserve"> - Tela de Notificações com mais de um dispositivo</w:t>
+      </w:r>
+    </w:p>
+    <w:p>
+      <w:pPr>
+        <w:spacing w:before="100" w:beforeAutospacing="1" w:after="100" w:afterAutospacing="1" w:line="240" w:lineRule="auto"/>
+        <w:rPr>
+          <w:rFonts w:ascii="Arial" w:eastAsia="Times New Roman" w:hAnsi="Arial" w:cs="Arial"/>
+          <w:sz w:val="24"/>
+          <w:szCs w:val="24"/>
+          <w:lang w:eastAsia="pt-BR"/>
+        </w:rPr>
+      </w:pPr>
+    </w:p>
+    <w:p>
+      <w:pPr>
+        <w:spacing w:before="100" w:beforeAutospacing="1" w:after="100" w:afterAutospacing="1" w:line="240" w:lineRule="auto"/>
+        <w:rPr>
+          <w:rFonts w:ascii="Arial" w:eastAsia="Times New Roman" w:hAnsi="Arial" w:cs="Arial"/>
+          <w:sz w:val="24"/>
+          <w:szCs w:val="24"/>
+          <w:lang w:eastAsia="pt-BR"/>
+        </w:rPr>
+      </w:pPr>
+      <w:r>
+        <w:rPr>
+          <w:rFonts w:ascii="Arial" w:eastAsia="Times New Roman" w:hAnsi="Arial" w:cs="Arial"/>
+          <w:sz w:val="24"/>
+          <w:szCs w:val="24"/>
+          <w:lang w:eastAsia="pt-BR"/>
+        </w:rPr>
+        <w:t xml:space="preserve">A Figura 9 apresenta a tela de Perfil do sistema, na qual o usuário administra os dados da própria conta. Conforme observado na imagem, a tela é organizada em duas abas: a primeira reúne o nome, a foto de perfil e os dados cadastrais do usuário, além de um botão para exportar uma cópia de todos os seus dados em formato JSON; a segunda concentra as opções de segurança da conta, como a data do último login, a troca de senha e a exclusão definitiva da conta. Toda a identidade visual foi desenvolvida utilizando React e Tailwind CSS, mantendo a mesma organização visual das demais telas do sistema.</w:t>
+      </w:r>
+    </w:p>
+    <w:p>
+      <w:pPr>
+        <w:keepNext/>
+        <w:spacing w:before="100" w:beforeAutospacing="1" w:after="100" w:afterAutospacing="1" w:line="240" w:lineRule="auto"/>
+        <w:jc w:val="center"/>
+      </w:pPr>
+      <w:r>
+        <w:drawing>
+          <wp:inline distT="0" distB="0" distL="0" distR="0">
+            <wp:extent cx="5394960" cy="3371850"/>
+            <wp:effectExtent l="0" t="0" r="0" b="0"/>
+            <wp:docPr id="9" name="Imagem 9"/>
+            <wp:cNvGraphicFramePr>
+              <a:graphicFrameLocks xmlns:a="http://schemas.openxmlformats.org/drawingml/2006/main" noChangeAspect="1"/>
+            </wp:cNvGraphicFramePr>
+            <a:graphic xmlns:a="http://schemas.openxmlformats.org/drawingml/2006/main">
+              <a:graphicData uri="http://schemas.openxmlformats.org/drawingml/2006/picture">
+                <pic:pic xmlns:pic="http://schemas.openxmlformats.org/drawingml/2006/picture">
+                  <pic:nvPicPr>
+                    <pic:cNvPr id="0" name=""/>
+                    <pic:cNvPicPr/>
+                  </pic:nvPicPr>
+                  <pic:blipFill>
+                    <a:blip r:embed="rId19"/>
+                    <a:stretch>
+                      <a:fillRect/>
+                    </a:stretch>
+                  </pic:blipFill>
+                  <pic:spPr>
+                    <a:xfrm>
+                      <a:off x="0" y="0"/>
+                      <a:ext cx="5394960" cy="3371850"/>
+                    </a:xfrm>
+                    <a:prstGeom prst="rect">
+                      <a:avLst/>
+                    </a:prstGeom>
+                  </pic:spPr>
+                </pic:pic>
+              </a:graphicData>
+            </a:graphic>
+          </wp:inline>
+        </w:drawing>
+      </w:r>
+    </w:p>
+    <w:p>
+      <w:pPr>
+        <w:pStyle w:val="Legenda"/>
+        <w:jc w:val="center"/>
+        <w:rPr>
+          <w:rFonts w:ascii="Arial" w:hAnsi="Arial" w:cs="Arial"/>
+        </w:rPr>
+      </w:pPr>
+      <w:r>
+        <w:t xml:space="preserve">Figura </w:t>
+      </w:r>
+      <w:r>
+        <w:fldChar w:fldCharType="begin"/>
+      </w:r>
+      <w:r>
+        <w:instrText xml:space="preserve"> SEQ Figura \* ARABIC </w:instrText>
+      </w:r>
+      <w:r>
+        <w:fldChar w:fldCharType="separate"/>
+      </w:r>
+      <w:r>
+        <w:rPr>
+          <w:noProof/>
+        </w:rPr>
+        <w:t>9</w:t>
+      </w:r>
+      <w:r>
+        <w:fldChar w:fldCharType="end"/>
+      </w:r>
+      <w:r>
+        <w:t xml:space="preserve"> - Tela de Perfil do usuário</w:t>
+      </w:r>
+    </w:p>
+    <w:p>
+      <w:pPr>
+        <w:spacing w:before="100" w:beforeAutospacing="1" w:after="100" w:afterAutospacing="1" w:line="240" w:lineRule="auto"/>
+        <w:rPr>
+          <w:rFonts w:ascii="Arial" w:eastAsia="Times New Roman" w:hAnsi="Arial" w:cs="Arial"/>
+          <w:sz w:val="24"/>
+          <w:szCs w:val="24"/>
+          <w:lang w:eastAsia="pt-BR"/>
+        </w:rPr>
+      </w:pPr>
     </w:p>
     <w:p>
       <w:pPr>

--- a/docs/TCC/Grupo_7__Fazer_correção.docx
+++ b/docs/TCC/Grupo_7__Fazer_correção.docx
@@ -1501,7 +1501,7 @@
           <w:rFonts w:ascii="Arial" w:hAnsi="Arial" w:cs="Arial"/>
           <w:highlight w:val="yellow"/>
         </w:rPr>
-        <w:t>O objetivo geral desta pesquisa é desenvolver um sistema computacional de monitoramento ambiental capaz de coletar informações de temperatura e umidade, disponibilizando esses dados de forma organizada para auxiliar no controle das condições do ambiente monitorado. A pesquisa surge da necessidade de solucionar a dificuldade de acompanhar continuamente as variações de temperatura e umidade de forma prática e eficiente. A ausência desse monitoramento pode dificultar a identificação de alterações no ambiente e prejudicar a tomada de decisões para manter condições adequadas no local monitorado.</w:t>
+        <w:t>O objetivo geral desta pesquisa é desenvolver um sistema computacional de monitoramento ambiental capaz de coletar informações de temperatura, umidade do ar e, opcionalmente, umidade do solo, disponibilizando esses dados de forma organizada para auxiliar no controle das condições do ambiente monitorado e permitindo, quando aplicável, o acionamento automatizado de uma bomba d'água para irrigação. A pesquisa surge da necessidade de solucionar a dificuldade de acompanhar continuamente as variações de temperatura e umidade de forma prática e eficiente. A ausência desse monitoramento pode dificultar a identificação de alterações no ambiente e prejudicar a tomada de decisões para manter condições adequadas no local monitorado.</w:t>
       </w:r>
     </w:p>
     <w:p>
@@ -1576,6 +1576,28 @@
         <w:jc w:val="both"/>
         <w:rPr>
           <w:rFonts w:ascii="Arial" w:hAnsi="Arial" w:cs="Arial"/>
+          <w:highlight w:val="yellow"/>
+        </w:rPr>
+      </w:pPr>
+      <w:r>
+        <w:rPr>
+          <w:rFonts w:ascii="Arial" w:hAnsi="Arial" w:cs="Arial"/>
+          <w:highlight w:val="yellow"/>
+        </w:rPr>
+        <w:t>Implementar o monitoramento da umidade do solo e o controle automatizado de uma bomba d’água para irrigação, com opção de acionamento automático, apenas notificação ou comando manual;</w:t>
+      </w:r>
+    </w:p>
+    <w:p>
+      <w:pPr>
+        <w:pStyle w:val="PargrafodaLista"/>
+        <w:numPr>
+          <w:ilvl w:val="0"/>
+          <w:numId w:val="4"/>
+        </w:numPr>
+        <w:spacing w:line="360" w:lineRule="auto"/>
+        <w:jc w:val="both"/>
+        <w:rPr>
+          <w:rFonts w:ascii="Arial" w:hAnsi="Arial" w:cs="Arial"/>
         </w:rPr>
       </w:pPr>
       <w:r>
@@ -1636,7 +1658,7 @@
           <w:rFonts w:ascii="Arial" w:hAnsi="Arial" w:cs="Arial"/>
           <w:highlight w:val="yellow"/>
         </w:rPr>
-        <w:t>Em parceria com os integrantes do ensino médio com curso técnico de eletrônica, no que se refere ao hardware, foi utilizado o microcontrolador ESP32, responsável pelo processamento dos dados e pela comunicação entre os sensores e o sistema. O ESP32 foi selecionado por possuir conectividade Wi-Fi integrada, baixo consumo de energia e ampla compatibilidade com sensores utilizados em projetos de automação e monitoramento ambiental. Para a medição das variáveis ambientais, foi utilizado o sensor DHT11, responsável pela captura contínua da temperatura e da umidade do ambiente.</w:t>
+        <w:t>Em parceria com os integrantes do ensino médio com curso técnico de eletrônica, no que se refere ao hardware, foi utilizado o microcontrolador ESP32, responsável pelo processamento dos dados e pela comunicação entre os sensores e o sistema. O ESP32 foi selecionado por possuir conectividade Wi-Fi integrada, baixo consumo de energia e ampla compatibilidade com sensores utilizados em projetos de automação e monitoramento ambiental. Para a medição das variáveis ambientais, foi utilizado o sensor DHT11, responsável pela captura contínua da temperatura e da umidade do ambiente, complementado, em dispositivos com finalidade de irrigação, por um higrômetro capacitivo de umidade do solo e por um módulo relé responsável pelo acionamento de uma bomba d'água.</w:t>
       </w:r>
     </w:p>
     <w:p>
@@ -1862,6 +1884,48 @@
           <w:highlight w:val="yellow"/>
         </w:rPr>
       </w:pPr>
+      <w:r>
+        <w:rPr>
+          <w:highlight w:val="yellow"/>
+        </w:rPr>
+        <w:t xml:space="preserve">RF06 – O sistema deve capturar dados de umidade do solo em dispositivos equipados com o sensor correspondente. </w:t>
+      </w:r>
+    </w:p>
+    <w:p>
+      <w:pPr>
+        <w:pStyle w:val="ABNT-Corpodetexto"/>
+        <w:rPr>
+          <w:highlight w:val="yellow"/>
+        </w:rPr>
+      </w:pPr>
+      <w:r>
+        <w:rPr>
+          <w:highlight w:val="yellow"/>
+        </w:rPr>
+        <w:t xml:space="preserve">RF07 – O sistema deve permitir configurar uma bomba d'água em três modos de operação: automático, apenas notificação, ou manual. </w:t>
+      </w:r>
+    </w:p>
+    <w:p>
+      <w:pPr>
+        <w:pStyle w:val="ABNT-Corpodetexto"/>
+        <w:rPr>
+          <w:highlight w:val="yellow"/>
+        </w:rPr>
+      </w:pPr>
+      <w:r>
+        <w:rPr>
+          <w:highlight w:val="yellow"/>
+        </w:rPr>
+        <w:t xml:space="preserve">RF08 – No modo automático, o sistema deve acionar a bomba d'água quando a umidade do solo permanecer abaixo de um limite configurável por um período mínimo também configurável, desligando-a quando a umidade retornar ao normal. </w:t>
+      </w:r>
+    </w:p>
+    <w:p>
+      <w:pPr>
+        <w:pStyle w:val="ABNT-Corpodetexto"/>
+        <w:rPr>
+          <w:highlight w:val="yellow"/>
+        </w:rPr>
+      </w:pPr>
     </w:p>
     <w:p>
       <w:pPr>
@@ -2018,7 +2082,7 @@
           <w:szCs w:val="24"/>
           <w:lang w:eastAsia="pt-BR"/>
         </w:rPr>
-        <w:t xml:space="preserve">O esquema do banco de dados foi definido por meio do Prisma, a partir do qual são geradas as migrations aplicadas ao PostgreSQL. O modelo de dados é composto por cinco entidades principais: usuários, com nome, e-mail, hash da senha e dados de recuperação de conta; dispositivos, cada um representando um ESP32 cadastrado por um usuário, com identificador público e hash do token de autenticação; medições, com a temperatura, a umidade e o horário de cada leitura registrada; configurações, com a faixa aceitável de temperatura e umidade definida por cada usuário; e alertas, que representam os eventos de anomalia.</w:t>
+        <w:t xml:space="preserve">O esquema do banco de dados foi definido por meio do Prisma, a partir do qual são geradas as migrations aplicadas ao PostgreSQL. O modelo de dados é composto por seis entidades principais: usuários, com nome, e-mail, hash da senha e dados de recuperação de conta; dispositivos, cada um representando um ESP32 cadastrado por um usuário, com identificador público e hash do token de autenticação; medições, com a temperatura, a umidade do ar, opcionalmente a umidade do solo, e o horário de cada leitura registrada; configurações, com a faixa aceitável de temperatura, umidade do ar e umidade do solo definida por cada dispositivo (não mais por cada usuário, decisão revista para permitir que dois dispositivos do mesmo usuário monitorem ambientes com faixas diferentes); bomba d'água, com o modo de operação (automático, apenas notificar ou manual), o estado atual do relé e o limite/período usados na decisão automática; e alertas, que representam os eventos de anomalia.</w:t>
       </w:r>
     </w:p>
     <w:p>
@@ -2066,7 +2130,7 @@
           <w:szCs w:val="24"/>
           <w:lang w:eastAsia="pt-BR"/>
         </w:rPr>
-        <w:t xml:space="preserve">O back-end foi organizado em módulos por área de funcionalidade — autenticação, usuários, dispositivos, medições, configurações, alertas e histórico —, cada um dividido em três camadas: rotas, responsáveis por interpretar a requisição HTTP; validação, responsável por conferir o formato dos dados recebidos antes de qualquer processamento; e regra de negócio, responsável pela lógica de fato e pelo acesso ao banco de dados por meio do Prisma.</w:t>
+        <w:t xml:space="preserve">O back-end foi organizado em módulos por área de funcionalidade — autenticação, usuários, dispositivos, medições, configurações, alertas, bomba d'água e histórico —, cada um dividido em três camadas: rotas, responsáveis por interpretar a requisição HTTP; validação, responsável por conferir o formato dos dados recebidos antes de qualquer processamento; e regra de negócio, responsável pela lógica de fato e pelo acesso ao banco de dados por meio do Prisma.</w:t>
       </w:r>
     </w:p>
     <w:p>
@@ -2106,7 +2170,7 @@
           <w:szCs w:val="24"/>
           <w:lang w:eastAsia="pt-BR"/>
         </w:rPr>
-        <w:t xml:space="preserve">A funcionalidade de geração de alertas foi implementada como uma rotina executada após o registro de cada nova medição, real ou simulada. Essa rotina calcula, a partir das configurações do usuário, a faixa aceitável de cada variável e decide entre abrir um novo evento, atualizar o valor de pico de um evento já em andamento, ou encerrar o evento quando o valor retorna à faixa normal.</w:t>
+        <w:t xml:space="preserve">A funcionalidade de geração de alertas foi implementada como uma rotina executada após o registro de cada nova medição. Essa rotina calcula, a partir das configurações de cada dispositivo, a faixa aceitável de cada variável e decide entre abrir um novo evento, atualizar o valor de pico de um evento já em andamento, ou encerrar o evento quando o valor retorna à faixa normal. A mesma medição também é avaliada, quando traz um valor de umidade do solo, por uma rotina independente responsável por decidir se a bomba d'água deve ser acionada automaticamente.</w:t>
       </w:r>
     </w:p>
     <w:p>
@@ -2134,7 +2198,7 @@
           <w:szCs w:val="24"/>
           <w:lang w:eastAsia="pt-BR"/>
         </w:rPr>
-        <w:t xml:space="preserve">O firmware do ESP32 foi desenvolvido em C++ na IDE Arduino, sendo responsável por conectar o microcontrolador à rede Wi-Fi, sincronizar o relógio interno por meio do protocolo NTP, realizar a leitura periódica do sensor DHT11 e enviar cada leitura válida à API por meio de uma requisição HTTP POST. A leitura do sensor foi isolada em um módulo próprio, de modo que a substituição do modelo de sensor no futuro exija alterações apenas nesse módulo, sem impacto no restante do firmware.</w:t>
+        <w:t xml:space="preserve">O firmware do ESP32 foi desenvolvido em C++ na IDE Arduino, sendo responsável por conectar o microcontrolador à rede Wi-Fi, sincronizar o relógio interno por meio do protocolo NTP, realizar a leitura periódica do sensor DHT11 e, em dispositivos equipados para irrigação, de um higrômetro capacitivo de umidade do solo, e enviar cada leitura válida à API por meio de uma requisição HTTP POST. A leitura dos sensores foi isolada em um módulo próprio, de modo que a substituição do modelo de sensor no futuro exija alterações apenas nesse módulo, sem impacto no restante do firmware. O sensor de umidade do solo é opcional e independente do DHT11: quando desabilitado, o dispositivo simplesmente não envia esse campo na leitura, continuando a funcionar normalmente para temperatura e umidade do ar.</w:t>
       </w:r>
     </w:p>
     <w:p>
@@ -2154,7 +2218,7 @@
           <w:szCs w:val="24"/>
           <w:lang w:eastAsia="pt-BR"/>
         </w:rPr>
-        <w:t xml:space="preserve">O firmware foi projetado para não interromper sua execução em caso de falhas transitórias: a perda de conexão Wi-Fi é detectada a cada iteração do laço principal do programa e uma nova tentativa de conexão é realizada periodicamente, sem bloquear a leitura do sensor; da mesma forma, uma falha ao sincronizar o relógio via NTP não impede o envio da leitura — nesse caso, o campo de data e hora é omitido, e o servidor utiliza o horário de recebimento da requisição como substituto. O firmware também já contempla o envio de dados por HTTPS, o que permite apontá-lo para um servidor remoto sem qualquer alteração de código, apenas de configuração.</w:t>
+        <w:t xml:space="preserve">O firmware foi projetado para não interromper sua execução em caso de falhas transitórias: a perda de conexão Wi-Fi é detectada a cada iteração do laço principal do programa e uma nova tentativa de conexão é realizada periodicamente, sem bloquear a leitura do sensor; da mesma forma, uma falha ao sincronizar o relógio via NTP não impede o envio da leitura — nesse caso, o campo de data e hora é omitido, e o servidor utiliza o horário de recebimento da requisição como substituto. O firmware também já contempla o envio de dados por HTTPS, o que permite apontá-lo para um servidor remoto sem qualquer alteração de código, apenas de configuração. Em dispositivos com bomba d'água acoplada, o firmware também aciona um relé conforme o estado devolvido pela própria resposta da API a cada leitura enviada — a decisão de ligar ou desligar a bomba (automaticamente após um período de solo seco, apenas para notificação, ou por comando manual do usuário) é sempre tomada pelo back-end, cabendo ao firmware somente espelhar esse estado no relé físico, sem lógica de automação duplicada no microcontrolador.</w:t>
       </w:r>
     </w:p>
     <w:p>
@@ -2182,7 +2246,7 @@
           <w:szCs w:val="24"/>
           <w:lang w:eastAsia="pt-BR"/>
         </w:rPr>
-        <w:t xml:space="preserve">A interface do usuário foi desenvolvida como uma aplicação de página única em React, consumindo a API REST do back-end por meio de requisições HTTP autenticadas por cookie de sessão. O painel principal (Dashboard) exibe a última leitura de temperatura e umidade do dispositivo selecionado, o status de comunicação do dispositivo e gráficos de linha com o histórico de leituras no período selecionado, atualizados por sondagem periódica a cada dez segundos. Quando o usuário possui mais de um dispositivo cadastrado, o Dashboard exibe um seletor para trocar entre eles e um resumo compacto dos demais dispositivos, cada um com seu próprio indicador de status e contagem de notificações pendentes.</w:t>
+        <w:t xml:space="preserve">A interface do usuário foi desenvolvida como uma aplicação de página única em React, consumindo a API REST do back-end por meio de requisições HTTP autenticadas por cookie de sessão. O painel principal (Dashboard) exibe a última leitura de temperatura, umidade do ar e, em dispositivos equipados com o sensor correspondente, umidade do solo, além de um painel de controle da bomba d'água (estado atual, modo de operação e um botão para ligar/desligar manualmente), o status de comunicação do dispositivo e gráficos de linha com o histórico de leituras no período selecionado, atualizados por sondagem periódica a cada três segundos. Quando o usuário possui mais de um dispositivo cadastrado, o Dashboard exibe um seletor para trocar entre eles e um resumo compacto dos demais dispositivos, cada um com seu próprio indicador de status e contagem de notificações pendentes.</w:t>
       </w:r>
     </w:p>
     <w:p>
@@ -2202,7 +2266,7 @@
           <w:szCs w:val="24"/>
           <w:lang w:eastAsia="pt-BR"/>
         </w:rPr>
-        <w:t xml:space="preserve">A tela de histórico apresenta uma tabela paginada com todas as medições registradas, permitindo filtrar por dispositivo, período, faixa de valores e situação de cada variável, além de ordenar os resultados e exportar os dados filtrados em formato CSV. A tela de notificações reúne o histórico de alertas gerados pelo sistema, agrupados por dispositivo em abas quando há mais de um cadastrado, cada aba exibindo sua própria contagem de notificações não visualizadas. As telas de configurações, dispositivos e perfil completam a interface, permitindo, respectivamente, ajustar os limites de temperatura e umidade, gerenciar os dispositivos ESP32 do usuário e administrar os dados da conta.</w:t>
+        <w:t xml:space="preserve">A tela de histórico apresenta uma tabela paginada com todas as medições registradas, permitindo filtrar por dispositivo, período, faixa de valores e situação de cada variável, além de ordenar os resultados e exportar os dados filtrados em formato CSV. A tela de notificações reúne o histórico de alertas gerados pelo sistema, agrupados por dispositivo em abas quando há mais de um cadastrado, cada aba exibindo sua própria contagem de notificações não visualizadas. As telas de configurações, dispositivos e perfil completam a interface, permitindo, respectivamente, ajustar os limites de temperatura, umidade do ar e umidade do solo além do modo de operação da bomba d'água (todos definidos por dispositivo, já que dois dispositivos do mesmo usuário podem monitorar ambientes diferentes), gerenciar os dispositivos ESP32 do usuário e administrar os dados da conta.</w:t>
       </w:r>
     </w:p>
     <w:p>
@@ -2299,14 +2363,8 @@
       </w:pPr>
       <w:r>
         <w:t xml:space="preserve">Figura </w:t>
-      </w:r>
-      <w:r>
         <w:fldChar w:fldCharType="begin"/>
-      </w:r>
-      <w:r>
         <w:instrText xml:space="preserve"> SEQ Figura \* ARABIC </w:instrText>
-      </w:r>
-      <w:r>
         <w:fldChar w:fldCharType="separate"/>
       </w:r>
       <w:r>
@@ -2317,8 +2375,6 @@
       </w:r>
       <w:r>
         <w:fldChar w:fldCharType="end"/>
-      </w:r>
-      <w:r>
         <w:t xml:space="preserve"> - Tela de Login do sistema</w:t>
       </w:r>
     </w:p>
@@ -2350,7 +2406,7 @@
           <w:szCs w:val="24"/>
           <w:lang w:eastAsia="pt-BR"/>
         </w:rPr>
-        <w:t xml:space="preserve">A Figura 2 apresenta a tela de Dashboard do sistema, que funciona como o painel principal de monitoramento do usuário. Conforme observado na imagem, a interface foi projetada com foco na leitura rápida das condições do ambiente, organizando as informações mais importantes no topo da página por meio de cartões informativos, que exibem a temperatura e a umidade atuais, o status de comunicação do dispositivo e o horário da última leitura. Logo abaixo, dois gráficos de linha ilustram a evolução da temperatura e da umidade ao longo do período selecionado. Na lateral esquerda, localiza-se o menu de navegação, que permite o acesso rápido às demais funcionalidades do sistema. Toda a identidade visual foi desenvolvida utilizando React e Tailwind CSS, garantindo uma interface responsiva e adaptável a diferentes resoluções de tela.</w:t>
+        <w:t xml:space="preserve">A Figura 2 apresenta a tela de Dashboard do sistema, que funciona como o painel principal de monitoramento do usuário, já com o dispositivo exibido equipado com sensor de umidade do solo e bomba d'água. Conforme observado na imagem, a interface foi projetada com foco na leitura rápida das condições do ambiente, organizando as informações mais importantes no topo da página por meio de cartões informativos, que exibem a temperatura, a umidade do ar e a umidade do solo atuais, o status de comunicação do dispositivo e o horário da última leitura. Logo abaixo do painel de controle da bomba d'água — que mostra seu estado atual, o modo de operação configurado e um botão para ligá-la manualmente —, três gráficos de linha ilustram a evolução da temperatura, da umidade do ar e da umidade do solo ao longo do período selecionado. Na lateral esquerda, localiza-se o menu de navegação, que permite o acesso rápido às demais funcionalidades do sistema. Toda a identidade visual foi desenvolvida utilizando React e Tailwind CSS, garantindo uma interface responsiva e adaptável a diferentes resoluções de tela.</w:t>
       </w:r>
     </w:p>
     <w:p>
@@ -2362,7 +2418,7 @@
       <w:r>
         <w:drawing>
           <wp:inline distT="0" distB="0" distL="0" distR="0">
-            <wp:extent cx="5394960" cy="3371850"/>
+            <wp:extent cx="5394960" cy="3468617"/>
             <wp:effectExtent l="0" t="0" r="0" b="0"/>
             <wp:docPr id="2" name="Imagem 2"/>
             <wp:cNvGraphicFramePr>
@@ -2384,7 +2440,7 @@
                   <pic:spPr>
                     <a:xfrm>
                       <a:off x="0" y="0"/>
-                      <a:ext cx="5394960" cy="3371850"/>
+                      <a:ext cx="5394960" cy="3468617"/>
                     </a:xfrm>
                     <a:prstGeom prst="rect">
                       <a:avLst/>
@@ -2407,14 +2463,8 @@
       </w:pPr>
       <w:r>
         <w:t xml:space="preserve">Figura </w:t>
-      </w:r>
-      <w:r>
         <w:fldChar w:fldCharType="begin"/>
-      </w:r>
-      <w:r>
         <w:instrText xml:space="preserve"> SEQ Figura \* ARABIC </w:instrText>
-      </w:r>
-      <w:r>
         <w:fldChar w:fldCharType="separate"/>
       </w:r>
       <w:r>
@@ -2425,8 +2475,6 @@
       </w:r>
       <w:r>
         <w:fldChar w:fldCharType="end"/>
-      </w:r>
-      <w:r>
         <w:t xml:space="preserve"> - Tela de Dashboard com um dispositivo cadastrado</w:t>
       </w:r>
     </w:p>
@@ -2515,14 +2563,8 @@
       </w:pPr>
       <w:r>
         <w:t xml:space="preserve">Figura </w:t>
-      </w:r>
-      <w:r>
         <w:fldChar w:fldCharType="begin"/>
-      </w:r>
-      <w:r>
         <w:instrText xml:space="preserve"> SEQ Figura \* ARABIC </w:instrText>
-      </w:r>
-      <w:r>
         <w:fldChar w:fldCharType="separate"/>
       </w:r>
       <w:r>
@@ -2533,8 +2575,6 @@
       </w:r>
       <w:r>
         <w:fldChar w:fldCharType="end"/>
-      </w:r>
-      <w:r>
         <w:t xml:space="preserve"> - Tela de Dashboard com múltiplos dispositivos cadastrados</w:t>
       </w:r>
     </w:p>
@@ -2566,7 +2606,7 @@
           <w:szCs w:val="24"/>
           <w:lang w:eastAsia="pt-BR"/>
         </w:rPr>
-        <w:t xml:space="preserve">A Figura 4 apresenta a tela de Histórico do sistema, responsável por exibir o registro completo das medições realizadas. Conforme observado na imagem, a interface organiza um painel de filtros no topo da página, permitindo restringir a consulta por dispositivo, período, faixa de valores e situação de cada variável, e uma tabela paginada logo abaixo, exibindo a data, o horário, a temperatura, a umidade e a situação de cada leitura registrada. No canto superior direito, um botão permite exportar os dados filtrados em formato CSV.</w:t>
+        <w:t xml:space="preserve">A Figura 4 apresenta a tela de Histórico do sistema, responsável por exibir o registro completo das medições realizadas. Conforme observado na imagem, a interface organiza um painel de filtros no topo da página, permitindo restringir a consulta por dispositivo, período, faixa de valores e situação de cada variável — incluindo a umidade do solo —, e uma tabela paginada logo abaixo, exibindo a data, o horário, a temperatura, a umidade do ar, a umidade do solo e a situação de cada uma dessas variáveis para cada leitura registrada. No canto superior direito, um botão permite exportar os dados filtrados em formato CSV.</w:t>
       </w:r>
     </w:p>
     <w:p>
@@ -2578,7 +2618,7 @@
       <w:r>
         <w:drawing>
           <wp:inline distT="0" distB="0" distL="0" distR="0">
-            <wp:extent cx="4114800" cy="5374958"/>
+            <wp:extent cx="4114800" cy="5528763"/>
             <wp:effectExtent l="0" t="0" r="0" b="0"/>
             <wp:docPr id="4" name="Imagem 4"/>
             <wp:cNvGraphicFramePr>
@@ -2600,7 +2640,7 @@
                   <pic:spPr>
                     <a:xfrm>
                       <a:off x="0" y="0"/>
-                      <a:ext cx="4114800" cy="5374958"/>
+                      <a:ext cx="4114800" cy="5528763"/>
                     </a:xfrm>
                     <a:prstGeom prst="rect">
                       <a:avLst/>
@@ -2623,14 +2663,8 @@
       </w:pPr>
       <w:r>
         <w:t xml:space="preserve">Figura </w:t>
-      </w:r>
-      <w:r>
         <w:fldChar w:fldCharType="begin"/>
-      </w:r>
-      <w:r>
         <w:instrText xml:space="preserve"> SEQ Figura \* ARABIC </w:instrText>
-      </w:r>
-      <w:r>
         <w:fldChar w:fldCharType="separate"/>
       </w:r>
       <w:r>
@@ -2641,8 +2675,6 @@
       </w:r>
       <w:r>
         <w:fldChar w:fldCharType="end"/>
-      </w:r>
-      <w:r>
         <w:t xml:space="preserve"> - Tela de Histórico de medições</w:t>
       </w:r>
     </w:p>
@@ -2674,7 +2706,7 @@
           <w:szCs w:val="24"/>
           <w:lang w:eastAsia="pt-BR"/>
         </w:rPr>
-        <w:t xml:space="preserve">A Figura 5 apresenta a tela de Configurações do sistema, na qual o usuário define os limites aceitáveis de temperatura e umidade do ambiente monitorado. Conforme observado na imagem, a interface separa os campos de temperatura e umidade em dois blocos lado a lado, cada um exigindo um valor ideal e uma margem de tolerância, a partir dos quais o sistema calcula automaticamente a faixa aceitável exibida logo abaixo. Um campo opcional de taxa mínima e máxima permite substituir esse cálculo quando necessário, e um interruptor específico permite ativar ou desativar as notificações de anomalia para cada variável de forma independente.</w:t>
+        <w:t xml:space="preserve">A Figura 5 apresenta a aba “Valores” da tela de Configurações do sistema, na qual o usuário define os limites aceitáveis de temperatura, umidade do ar e umidade do solo do ambiente monitorado — esta última exibida apenas quando o dispositivo selecionado tem o sensor de solo habilitado. Conforme observado na imagem, a interface separa os campos de cada variável em blocos lado a lado, cada um exigindo um valor ideal e uma margem de tolerância, a partir dos quais o sistema calcula automaticamente a faixa aceitável exibida logo abaixo. Um campo opcional de taxa mínima e máxima permite substituir esse cálculo quando necessário, e um interruptor específico permite ativar ou desativar as notificações de anomalia para cada variável de forma independente. As demais abas desta mesma tela, “Bomba d’água” e “Aparência”, são apresentadas nas Figuras 6 e 7, respectivamente.</w:t>
       </w:r>
     </w:p>
     <w:p>
@@ -2686,7 +2718,7 @@
       <w:r>
         <w:drawing>
           <wp:inline distT="0" distB="0" distL="0" distR="0">
-            <wp:extent cx="5394960" cy="3371850"/>
+            <wp:extent cx="5394960" cy="3468617"/>
             <wp:effectExtent l="0" t="0" r="0" b="0"/>
             <wp:docPr id="5" name="Imagem 5"/>
             <wp:cNvGraphicFramePr>
@@ -2708,7 +2740,7 @@
                   <pic:spPr>
                     <a:xfrm>
                       <a:off x="0" y="0"/>
-                      <a:ext cx="5394960" cy="3371850"/>
+                      <a:ext cx="5394960" cy="3468617"/>
                     </a:xfrm>
                     <a:prstGeom prst="rect">
                       <a:avLst/>
@@ -2731,14 +2763,8 @@
       </w:pPr>
       <w:r>
         <w:t xml:space="preserve">Figura </w:t>
-      </w:r>
-      <w:r>
         <w:fldChar w:fldCharType="begin"/>
-      </w:r>
-      <w:r>
         <w:instrText xml:space="preserve"> SEQ Figura \* ARABIC </w:instrText>
-      </w:r>
-      <w:r>
         <w:fldChar w:fldCharType="separate"/>
       </w:r>
       <w:r>
@@ -2749,9 +2775,7 @@
       </w:r>
       <w:r>
         <w:fldChar w:fldCharType="end"/>
-      </w:r>
-      <w:r>
-        <w:t xml:space="preserve"> - Tela de Configurações de limites de temperatura e umidade</w:t>
+        <w:t xml:space="preserve"> - Tela de Configurações — aba de Valores</w:t>
       </w:r>
     </w:p>
     <w:p>
@@ -2782,7 +2806,107 @@
           <w:szCs w:val="24"/>
           <w:lang w:eastAsia="pt-BR"/>
         </w:rPr>
-        <w:t xml:space="preserve">A Figura 6 apresenta a aba de Aparência, dentro da mesma tela de Configurações, na qual o usuário personaliza a interface do sistema. Conforme observado na imagem, é possível ativar o modo escuro — que, por padrão, segue automaticamente o tema do sistema operacional até ser definido manualmente pelo usuário —, escolher entre oito cores de destaque para os elementos da interface, ajustar o tamanho da fonte em três níveis e ativar a redução de movimento, que desliga as transições e animações da interface para usuários que preferem uma navegação mais estática.</w:t>
+        <w:t xml:space="preserve">A Figura 6 apresenta a aba de Bomba d’água, também dentro da tela de Configurações, na qual o usuário controla e configura a irrigação automática do dispositivo. Conforme observado na imagem, um primeiro bloco exibe o estado atual do relé (ligada ou desligada) e um botão para acioná-lo manualmente a qualquer momento; um segundo bloco permite escolher entre os três modos de operação — automático, que liga a bomba sozinha quando a umidade do solo permanece abaixo de um limite configurável por um período mínimo também configurável; somente notificar, que apenas contabiliza esse tempo sem acionar o relé; e manual, no qual a bomba só muda de estado por comando explícito do usuário —, além dos campos numéricos de limite de umidade do solo e período de espera usados pelo modo automático.</w:t>
+      </w:r>
+    </w:p>
+    <w:p>
+      <w:pPr>
+        <w:keepNext/>
+        <w:spacing w:before="100" w:beforeAutospacing="1" w:after="100" w:afterAutospacing="1" w:line="240" w:lineRule="auto"/>
+        <w:jc w:val="center"/>
+      </w:pPr>
+      <w:r>
+        <w:drawing>
+          <wp:inline distT="0" distB="0" distL="0" distR="0">
+            <wp:extent cx="5394960" cy="3468617"/>
+            <wp:effectExtent l="0" t="0" r="0" b="0"/>
+            <wp:docPr id="10" name="Imagem 10"/>
+            <wp:cNvGraphicFramePr>
+              <a:graphicFrameLocks xmlns:a="http://schemas.openxmlformats.org/drawingml/2006/main" noChangeAspect="1"/>
+            </wp:cNvGraphicFramePr>
+            <a:graphic xmlns:a="http://schemas.openxmlformats.org/drawingml/2006/main">
+              <a:graphicData uri="http://schemas.openxmlformats.org/drawingml/2006/picture">
+                <pic:pic xmlns:pic="http://schemas.openxmlformats.org/drawingml/2006/picture">
+                  <pic:nvPicPr>
+                    <pic:cNvPr id="0" name=""/>
+                    <pic:cNvPicPr/>
+                  </pic:nvPicPr>
+                  <pic:blipFill>
+                    <a:blip r:embed="rId20"/>
+                    <a:stretch>
+                      <a:fillRect/>
+                    </a:stretch>
+                  </pic:blipFill>
+                  <pic:spPr>
+                    <a:xfrm>
+                      <a:off x="0" y="0"/>
+                      <a:ext cx="5394960" cy="3468617"/>
+                    </a:xfrm>
+                    <a:prstGeom prst="rect">
+                      <a:avLst/>
+                    </a:prstGeom>
+                  </pic:spPr>
+                </pic:pic>
+              </a:graphicData>
+            </a:graphic>
+          </wp:inline>
+        </w:drawing>
+      </w:r>
+    </w:p>
+    <w:p>
+      <w:pPr>
+        <w:pStyle w:val="Legenda"/>
+        <w:jc w:val="center"/>
+        <w:rPr>
+          <w:rFonts w:ascii="Arial" w:hAnsi="Arial" w:cs="Arial"/>
+        </w:rPr>
+      </w:pPr>
+      <w:r>
+        <w:t xml:space="preserve">Figura </w:t>
+        <w:fldChar w:fldCharType="begin"/>
+        <w:instrText xml:space="preserve"> SEQ Figura \* ARABIC </w:instrText>
+        <w:fldChar w:fldCharType="separate"/>
+      </w:r>
+      <w:r>
+        <w:rPr>
+          <w:noProof/>
+        </w:rPr>
+        <w:t>6</w:t>
+      </w:r>
+      <w:r>
+        <w:fldChar w:fldCharType="end"/>
+        <w:t xml:space="preserve"> - Tela de Configurações — aba de Bomba d’água</w:t>
+      </w:r>
+    </w:p>
+    <w:p>
+      <w:pPr>
+        <w:spacing w:before="100" w:beforeAutospacing="1" w:after="100" w:afterAutospacing="1" w:line="240" w:lineRule="auto"/>
+        <w:rPr>
+          <w:rFonts w:ascii="Arial" w:eastAsia="Times New Roman" w:hAnsi="Arial" w:cs="Arial"/>
+          <w:sz w:val="24"/>
+          <w:szCs w:val="24"/>
+          <w:lang w:eastAsia="pt-BR"/>
+        </w:rPr>
+      </w:pPr>
+    </w:p>
+    <w:p>
+      <w:pPr>
+        <w:spacing w:before="100" w:beforeAutospacing="1" w:after="100" w:afterAutospacing="1" w:line="240" w:lineRule="auto"/>
+        <w:rPr>
+          <w:rFonts w:ascii="Arial" w:eastAsia="Times New Roman" w:hAnsi="Arial" w:cs="Arial"/>
+          <w:sz w:val="24"/>
+          <w:szCs w:val="24"/>
+          <w:lang w:eastAsia="pt-BR"/>
+        </w:rPr>
+      </w:pPr>
+      <w:r>
+        <w:rPr>
+          <w:rFonts w:ascii="Arial" w:eastAsia="Times New Roman" w:hAnsi="Arial" w:cs="Arial"/>
+          <w:sz w:val="24"/>
+          <w:szCs w:val="24"/>
+          <w:lang w:eastAsia="pt-BR"/>
+        </w:rPr>
+        <w:t xml:space="preserve">A Figura 7 apresenta a aba de Aparência, dentro da mesma tela de Configurações, na qual o usuário personaliza a interface do sistema. Conforme observado na imagem, é possível ativar o modo escuro — que, por padrão, segue automaticamente o tema do sistema operacional até ser definido manualmente pelo usuário —, escolher entre oito cores de destaque para os elementos da interface, ajustar o tamanho da fonte em três níveis e ativar a redução de movimento, que desliga as transições e animações da interface para usuários que preferem uma navegação mais estática.</w:t>
       </w:r>
     </w:p>
     <w:p>
@@ -2839,26 +2963,18 @@
       </w:pPr>
       <w:r>
         <w:t xml:space="preserve">Figura </w:t>
-      </w:r>
-      <w:r>
         <w:fldChar w:fldCharType="begin"/>
-      </w:r>
-      <w:r>
         <w:instrText xml:space="preserve"> SEQ Figura \* ARABIC </w:instrText>
-      </w:r>
-      <w:r>
         <w:fldChar w:fldCharType="separate"/>
       </w:r>
       <w:r>
         <w:rPr>
           <w:noProof/>
         </w:rPr>
-        <w:t>6</w:t>
+        <w:t>7</w:t>
       </w:r>
       <w:r>
         <w:fldChar w:fldCharType="end"/>
-      </w:r>
-      <w:r>
         <w:t xml:space="preserve"> - Tela de Configurações — aba de Aparência</w:t>
       </w:r>
     </w:p>
@@ -2890,7 +3006,7 @@
           <w:szCs w:val="24"/>
           <w:lang w:eastAsia="pt-BR"/>
         </w:rPr>
-        <w:t xml:space="preserve">A Figura 7 apresenta a tela de Dispositivos do sistema, responsável pelo gerenciamento dos sensores ESP32 do usuário. Conforme observado na imagem, cada dispositivo cadastrado é exibido em um cartão próprio, contendo seu nome, seu identificador público, seu status de comunicação e a data da última leitura recebida. Botões de ação, posicionados no canto direito de cada cartão, permitem ativar ou desativar o dispositivo, regenerar seu token de acesso ou removê-lo do sistema. Um formulário na parte inferior da tela permite o cadastro de um novo dispositivo, informando apenas um nome — o identificador e o token de acesso são gerados automaticamente pelo sistema.</w:t>
+        <w:t xml:space="preserve">A Figura 8 apresenta a tela de Dispositivos do sistema, responsável pelo gerenciamento dos sensores ESP32 do usuário. Conforme observado na imagem, cada dispositivo cadastrado é exibido em um cartão próprio, contendo seu nome, seu identificador público, seu status de comunicação e a data da última leitura recebida. Botões de ação, posicionados no canto direito de cada cartão, permitem ativar ou desativar o dispositivo, regenerar seu token de acesso ou removê-lo do sistema. Um formulário na parte inferior da tela permite o cadastro de um novo dispositivo, informando apenas um nome — o identificador e o token de acesso são gerados automaticamente pelo sistema.</w:t>
       </w:r>
     </w:p>
     <w:p>
@@ -2947,26 +3063,18 @@
       </w:pPr>
       <w:r>
         <w:t xml:space="preserve">Figura </w:t>
-      </w:r>
-      <w:r>
         <w:fldChar w:fldCharType="begin"/>
-      </w:r>
-      <w:r>
         <w:instrText xml:space="preserve"> SEQ Figura \* ARABIC </w:instrText>
-      </w:r>
-      <w:r>
         <w:fldChar w:fldCharType="separate"/>
       </w:r>
       <w:r>
         <w:rPr>
           <w:noProof/>
         </w:rPr>
-        <w:t>7</w:t>
+        <w:t>8</w:t>
       </w:r>
       <w:r>
         <w:fldChar w:fldCharType="end"/>
-      </w:r>
-      <w:r>
         <w:t xml:space="preserve"> - Tela de gerenciamento de Dispositivos</w:t>
       </w:r>
     </w:p>
@@ -2998,7 +3106,7 @@
           <w:szCs w:val="24"/>
           <w:lang w:eastAsia="pt-BR"/>
         </w:rPr>
-        <w:t xml:space="preserve">A Figura 8 apresenta a tela de Notificações do sistema, que reúne o histórico de anomalias de temperatura e umidade detectadas pelo sistema. Conforme observado na imagem, quando o usuário possui mais de um dispositivo cadastrado, as notificações são organizadas em abas — uma para cada dispositivo —, cada aba exibindo sua própria contagem de notificações ainda não visualizadas. Ao clicar em uma notificação, seus detalhes são expandidos na própria lista, exibindo o valor de pico atingido durante o evento e o intervalo de tempo em que a anomalia esteve ativa.</w:t>
+        <w:t xml:space="preserve">A Figura 9 apresenta a tela de Notificações do sistema, que reúne o histórico de anomalias de temperatura e umidade detectadas pelo sistema. Conforme observado na imagem, quando o usuário possui mais de um dispositivo cadastrado, as notificações são organizadas em abas — uma para cada dispositivo —, cada aba exibindo sua própria contagem de notificações ainda não visualizadas. Ao clicar em uma notificação, seus detalhes são expandidos na própria lista, exibindo o valor de pico atingido durante o evento e o intervalo de tempo em que a anomalia esteve ativa.</w:t>
       </w:r>
     </w:p>
     <w:p>
@@ -3055,26 +3163,18 @@
       </w:pPr>
       <w:r>
         <w:t xml:space="preserve">Figura </w:t>
-      </w:r>
-      <w:r>
         <w:fldChar w:fldCharType="begin"/>
-      </w:r>
-      <w:r>
         <w:instrText xml:space="preserve"> SEQ Figura \* ARABIC </w:instrText>
-      </w:r>
-      <w:r>
         <w:fldChar w:fldCharType="separate"/>
       </w:r>
       <w:r>
         <w:rPr>
           <w:noProof/>
         </w:rPr>
-        <w:t>8</w:t>
+        <w:t>9</w:t>
       </w:r>
       <w:r>
         <w:fldChar w:fldCharType="end"/>
-      </w:r>
-      <w:r>
         <w:t xml:space="preserve"> - Tela de Notificações com mais de um dispositivo</w:t>
       </w:r>
     </w:p>
@@ -3106,7 +3206,7 @@
           <w:szCs w:val="24"/>
           <w:lang w:eastAsia="pt-BR"/>
         </w:rPr>
-        <w:t xml:space="preserve">A Figura 9 apresenta a tela de Perfil do sistema, na qual o usuário administra os dados da própria conta. Conforme observado na imagem, a tela é organizada em duas abas: a primeira reúne o nome, a foto de perfil e os dados cadastrais do usuário, além de um botão para exportar uma cópia de todos os seus dados em formato JSON; a segunda concentra as opções de segurança da conta, como a data do último login, a troca de senha e a exclusão definitiva da conta. Toda a identidade visual foi desenvolvida utilizando React e Tailwind CSS, mantendo a mesma organização visual das demais telas do sistema.</w:t>
+        <w:t xml:space="preserve">A Figura 10 apresenta a tela de Perfil do sistema, na qual o usuário administra os dados da própria conta. Conforme observado na imagem, a tela é organizada em duas abas: a primeira reúne o nome, a foto de perfil e os dados cadastrais do usuário, além de um botão para exportar uma cópia de todos os seus dados em formato JSON; a segunda concentra as opções de segurança da conta, como a data do último login, a troca de senha e a exclusão definitiva da conta. Toda a identidade visual foi desenvolvida utilizando React e Tailwind CSS, mantendo a mesma organização visual das demais telas do sistema.</w:t>
       </w:r>
     </w:p>
     <w:p>
@@ -3163,26 +3263,18 @@
       </w:pPr>
       <w:r>
         <w:t xml:space="preserve">Figura </w:t>
-      </w:r>
-      <w:r>
         <w:fldChar w:fldCharType="begin"/>
-      </w:r>
-      <w:r>
         <w:instrText xml:space="preserve"> SEQ Figura \* ARABIC </w:instrText>
-      </w:r>
-      <w:r>
         <w:fldChar w:fldCharType="separate"/>
       </w:r>
       <w:r>
         <w:rPr>
           <w:noProof/>
         </w:rPr>
-        <w:t>9</w:t>
+        <w:t>10</w:t>
       </w:r>
       <w:r>
         <w:fldChar w:fldCharType="end"/>
-      </w:r>
-      <w:r>
         <w:t xml:space="preserve"> - Tela de Perfil do usuário</w:t>
       </w:r>
     </w:p>
@@ -3225,7 +3317,7 @@
           <w:szCs w:val="24"/>
           <w:lang w:eastAsia="pt-BR"/>
         </w:rPr>
-        <w:t xml:space="preserve">O desenvolvimento deste trabalho demonstrou a importância do monitoramento de temperatura e umidade para o controle das condições ambientais. A integração entre o ESP32, os sensores e o banco de dados PostgreSQL possibilitou a coleta, o armazenamento e a visualização das informações.</w:t>
+        <w:t xml:space="preserve">O desenvolvimento deste trabalho demonstrou a importância do monitoramento de temperatura, umidade do ar e umidade do solo para o controle das condições ambientais. A integração entre o ESP32, os sensores, o banco de dados PostgreSQL e, quando presente, a bomba d'água controlada automaticamente, possibilitou a coleta, o armazenamento, a visualização e, em ambientes de irrigação, a atuação sobre as próprias condições monitoradas.</w:t>
       </w:r>
     </w:p>
     <w:p>
@@ -3265,7 +3357,7 @@
           <w:szCs w:val="24"/>
           <w:lang w:eastAsia="pt-BR"/>
         </w:rPr>
-        <w:t>Como melhorias futuras, o sistema poderá contar com alertas, gráficos e relatórios mais detalhados, ampliando sua utilidade e eficiência no monitoramento ambiental.</w:t>
+        <w:t>Como melhorias futuras, o sistema poderá contar com relatórios mais detalhados, notificações por e-mail ou aplicativo móvel, suporte a outros sensores ambientais e implantação em ambiente de produção na nuvem, ampliando sua utilidade e eficiência no monitoramento ambiental.</w:t>
       </w:r>
     </w:p>
     <w:p>
@@ -4280,7 +4372,7 @@
           <w:rFonts w:ascii="Arial" w:hAnsi="Arial" w:cs="Arial"/>
           <w:highlight w:val="yellow"/>
         </w:rPr>
-        <w:t xml:space="preserve">Além deste trabalho, o desenvolvimento do sistema foi documentado por um conjunto de dez documentos técnicos, mantidos junto ao código-fonte do projeto (diretório docs/documentacao/ do repositório), referenciados ao longo deste trabalho como material de apoio técnico. O Quadro 1 relaciona o conteúdo de cada um.</w:t>
+        <w:t xml:space="preserve">Além deste trabalho, o desenvolvimento do sistema foi documentado por um conjunto de onze documentos técnicos, mantidos junto ao código-fonte do projeto (diretório docs/documentacao/ do repositório), referenciados ao longo deste trabalho como material de apoio técnico. O Quadro 1 relaciona o conteúdo de cada um.</w:t>
       </w:r>
     </w:p>
     <w:p>
@@ -4963,6 +5055,63 @@
                 <w:highlight w:val="yellow"/>
               </w:rPr>
               <w:t>Referência de cada pasta e cada arquivo do repositório do projeto.</w:t>
+            </w:r>
+          </w:p>
+        </w:tc>
+      </w:tr>
+      <w:tr>
+        <w:tc>
+          <w:tcPr>
+            <w:tcW w:w="3200" w:type="dxa"/>
+            <w:tcMar>
+              <w:top w:w="80" w:type="dxa"/>
+              <w:left w:w="100" w:type="dxa"/>
+              <w:bottom w:w="80" w:type="dxa"/>
+              <w:right w:w="100" w:type="dxa"/>
+            </w:tcMar>
+          </w:tcPr>
+          <w:p>
+            <w:pPr>
+              <w:rPr>
+                <w:rFonts w:ascii="Arial" w:hAnsi="Arial" w:cs="Arial"/>
+                <w:highlight w:val="yellow"/>
+              </w:rPr>
+            </w:pPr>
+            <w:r>
+              <w:rPr>
+                <w:rFonts w:ascii="Arial" w:eastAsia="Courier New" w:hAnsi="Arial" w:cs="Arial"/>
+                <w:sz w:val="18"/>
+                <w:szCs w:val="18"/>
+                <w:highlight w:val="yellow"/>
+              </w:rPr>
+              <w:t>11-mapa-de-arquivos-resumo-rapido.md</w:t>
+            </w:r>
+          </w:p>
+        </w:tc>
+        <w:tc>
+          <w:tcPr>
+            <w:tcW w:w="5800" w:type="dxa"/>
+            <w:tcMar>
+              <w:top w:w="80" w:type="dxa"/>
+              <w:left w:w="100" w:type="dxa"/>
+              <w:bottom w:w="80" w:type="dxa"/>
+              <w:right w:w="100" w:type="dxa"/>
+            </w:tcMar>
+          </w:tcPr>
+          <w:p>
+            <w:pPr>
+              <w:rPr>
+                <w:rFonts w:ascii="Arial" w:hAnsi="Arial" w:cs="Arial"/>
+              </w:rPr>
+            </w:pPr>
+            <w:r>
+              <w:rPr>
+                <w:rFonts w:ascii="Arial" w:hAnsi="Arial" w:cs="Arial"/>
+                <w:sz w:val="20"/>
+                <w:szCs w:val="20"/>
+                <w:highlight w:val="yellow"/>
+              </w:rPr>
+              <w:t>Versão condensada do documento anterior, com uma linha por arquivo, para consulta rápida durante a apresentação.</w:t>
             </w:r>
           </w:p>
         </w:tc>

--- a/docs/TCC/Grupo_7__Fazer_correção.docx
+++ b/docs/TCC/Grupo_7__Fazer_correção.docx
@@ -395,13 +395,13 @@
         <w:instrText xml:space="preserve"> TOC \h \z \t "ABNT - Lista de ilustrações" \c </w:instrText>
         <w:fldChar w:fldCharType="separate"/>
       </w:r>
-      <w:hyperlink w:anchor="_Toc58249391" w:history="1">
+      <w:hyperlink w:anchor="_Toc192700014" w:history="1">
         <w:r>
           <w:rPr>
             <w:rStyle w:val="Hyperlink"/>
             <w:noProof/>
           </w:rPr>
-          <w:t>Figura 1 ‒ Biblioteca UFFS Campus Chapecó</w:t>
+          <w:t>Figura 1 - Tela de Login do sistema</w:t>
         </w:r>
         <w:r>
           <w:rPr>
@@ -410,7 +410,7 @@
           </w:rPr>
           <w:tab/>
           <w:fldChar w:fldCharType="begin"/>
-          <w:instrText xml:space="preserve"> PAGEREF _Toc58249391 \h </w:instrText>
+          <w:instrText xml:space="preserve"> PAGEREF _Toc192700014 \h </w:instrText>
           <w:fldChar w:fldCharType="separate"/>
           <w:t>17</w:t>
           <w:fldChar w:fldCharType="end"/>
@@ -430,13 +430,13 @@
           <w:lang w:eastAsia="pt-BR"/>
         </w:rPr>
       </w:pPr>
-      <w:hyperlink w:anchor="_Toc58249392" w:history="1">
+      <w:hyperlink w:anchor="_Toc192700015" w:history="1">
         <w:r>
           <w:rPr>
             <w:rStyle w:val="Hyperlink"/>
             <w:noProof/>
           </w:rPr>
-          <w:t>Quadro 1 ‒ Ciclo PDCA</w:t>
+          <w:t>Figura 2 - Tela de Dashboard com um dispositivo cadastrado</w:t>
         </w:r>
         <w:r>
           <w:rPr>
@@ -445,7 +445,7 @@
           </w:rPr>
           <w:tab/>
           <w:fldChar w:fldCharType="begin"/>
-          <w:instrText xml:space="preserve"> PAGEREF _Toc58249392 \h </w:instrText>
+          <w:instrText xml:space="preserve"> PAGEREF _Toc192700015 \h </w:instrText>
           <w:fldChar w:fldCharType="separate"/>
           <w:t>18</w:t>
           <w:fldChar w:fldCharType="end"/>
@@ -465,13 +465,13 @@
           <w:lang w:eastAsia="pt-BR"/>
         </w:rPr>
       </w:pPr>
-      <w:hyperlink w:anchor="_Toc58249393" w:history="1">
+      <w:hyperlink w:anchor="_Toc192700016" w:history="1">
         <w:r>
           <w:rPr>
             <w:rStyle w:val="Hyperlink"/>
             <w:noProof/>
           </w:rPr>
-          <w:t>Gráfico 1 ‒ Taxa média geométrica de crescimento anual, Brasil – 1872/2010</w:t>
+          <w:t>Figura 3 - Tela de Dashboard com múltiplos dispositivos cadastrados</w:t>
         </w:r>
         <w:r>
           <w:rPr>
@@ -480,9 +480,289 @@
           </w:rPr>
           <w:tab/>
           <w:fldChar w:fldCharType="begin"/>
-          <w:instrText xml:space="preserve"> PAGEREF _Toc58249393 \h </w:instrText>
+          <w:instrText xml:space="preserve"> PAGEREF _Toc192700016 \h </w:instrText>
           <w:fldChar w:fldCharType="separate"/>
-          <w:t>18</w:t>
+          <w:t>19</w:t>
+          <w:fldChar w:fldCharType="end"/>
+        </w:r>
+      </w:hyperlink>
+    </w:p>
+    <w:p>
+      <w:pPr>
+        <w:pStyle w:val="ndicedeilustraes"/>
+        <w:tabs>
+          <w:tab w:val="right" w:leader="dot" w:pos="9061"/>
+        </w:tabs>
+        <w:rPr>
+          <w:rFonts w:asciiTheme="minorHAnsi" w:eastAsiaTheme="minorEastAsia" w:hAnsiTheme="minorHAnsi"/>
+          <w:noProof/>
+          <w:sz w:val="22"/>
+          <w:lang w:eastAsia="pt-BR"/>
+        </w:rPr>
+      </w:pPr>
+      <w:hyperlink w:anchor="_Toc192700017" w:history="1">
+        <w:r>
+          <w:rPr>
+            <w:rStyle w:val="Hyperlink"/>
+            <w:noProof/>
+          </w:rPr>
+          <w:t>Figura 4 - Tela de Histórico de medições</w:t>
+        </w:r>
+        <w:r>
+          <w:rPr>
+            <w:noProof/>
+            <w:webHidden/>
+          </w:rPr>
+          <w:tab/>
+          <w:fldChar w:fldCharType="begin"/>
+          <w:instrText xml:space="preserve"> PAGEREF _Toc192700017 \h </w:instrText>
+          <w:fldChar w:fldCharType="separate"/>
+          <w:t>20</w:t>
+          <w:fldChar w:fldCharType="end"/>
+        </w:r>
+      </w:hyperlink>
+    </w:p>
+    <w:p>
+      <w:pPr>
+        <w:pStyle w:val="ndicedeilustraes"/>
+        <w:tabs>
+          <w:tab w:val="right" w:leader="dot" w:pos="9061"/>
+        </w:tabs>
+        <w:rPr>
+          <w:rFonts w:asciiTheme="minorHAnsi" w:eastAsiaTheme="minorEastAsia" w:hAnsiTheme="minorHAnsi"/>
+          <w:noProof/>
+          <w:sz w:val="22"/>
+          <w:lang w:eastAsia="pt-BR"/>
+        </w:rPr>
+      </w:pPr>
+      <w:hyperlink w:anchor="_Toc192700018" w:history="1">
+        <w:r>
+          <w:rPr>
+            <w:rStyle w:val="Hyperlink"/>
+            <w:noProof/>
+          </w:rPr>
+          <w:t>Figura 5 - Tela de Configurações — aba de Valores</w:t>
+        </w:r>
+        <w:r>
+          <w:rPr>
+            <w:noProof/>
+            <w:webHidden/>
+          </w:rPr>
+          <w:tab/>
+          <w:fldChar w:fldCharType="begin"/>
+          <w:instrText xml:space="preserve"> PAGEREF _Toc192700018 \h </w:instrText>
+          <w:fldChar w:fldCharType="separate"/>
+          <w:t>21</w:t>
+          <w:fldChar w:fldCharType="end"/>
+        </w:r>
+      </w:hyperlink>
+    </w:p>
+    <w:p>
+      <w:pPr>
+        <w:pStyle w:val="ndicedeilustraes"/>
+        <w:tabs>
+          <w:tab w:val="right" w:leader="dot" w:pos="9061"/>
+        </w:tabs>
+        <w:rPr>
+          <w:rFonts w:asciiTheme="minorHAnsi" w:eastAsiaTheme="minorEastAsia" w:hAnsiTheme="minorHAnsi"/>
+          <w:noProof/>
+          <w:sz w:val="22"/>
+          <w:lang w:eastAsia="pt-BR"/>
+        </w:rPr>
+      </w:pPr>
+      <w:hyperlink w:anchor="_Toc192700019" w:history="1">
+        <w:r>
+          <w:rPr>
+            <w:rStyle w:val="Hyperlink"/>
+            <w:noProof/>
+          </w:rPr>
+          <w:t>Figura 6 - Tela de Configurações — aba de Bomba d’água</w:t>
+        </w:r>
+        <w:r>
+          <w:rPr>
+            <w:noProof/>
+            <w:webHidden/>
+          </w:rPr>
+          <w:tab/>
+          <w:fldChar w:fldCharType="begin"/>
+          <w:instrText xml:space="preserve"> PAGEREF _Toc192700019 \h </w:instrText>
+          <w:fldChar w:fldCharType="separate"/>
+          <w:t>22</w:t>
+          <w:fldChar w:fldCharType="end"/>
+        </w:r>
+      </w:hyperlink>
+    </w:p>
+    <w:p>
+      <w:pPr>
+        <w:pStyle w:val="ndicedeilustraes"/>
+        <w:tabs>
+          <w:tab w:val="right" w:leader="dot" w:pos="9061"/>
+        </w:tabs>
+        <w:rPr>
+          <w:rFonts w:asciiTheme="minorHAnsi" w:eastAsiaTheme="minorEastAsia" w:hAnsiTheme="minorHAnsi"/>
+          <w:noProof/>
+          <w:sz w:val="22"/>
+          <w:lang w:eastAsia="pt-BR"/>
+        </w:rPr>
+      </w:pPr>
+      <w:hyperlink w:anchor="_Toc192700020" w:history="1">
+        <w:r>
+          <w:rPr>
+            <w:rStyle w:val="Hyperlink"/>
+            <w:noProof/>
+          </w:rPr>
+          <w:t>Figura 7 - Tela de Configurações — aba de Aparência</w:t>
+        </w:r>
+        <w:r>
+          <w:rPr>
+            <w:noProof/>
+            <w:webHidden/>
+          </w:rPr>
+          <w:tab/>
+          <w:fldChar w:fldCharType="begin"/>
+          <w:instrText xml:space="preserve"> PAGEREF _Toc192700020 \h </w:instrText>
+          <w:fldChar w:fldCharType="separate"/>
+          <w:t>23</w:t>
+          <w:fldChar w:fldCharType="end"/>
+        </w:r>
+      </w:hyperlink>
+    </w:p>
+    <w:p>
+      <w:pPr>
+        <w:pStyle w:val="ndicedeilustraes"/>
+        <w:tabs>
+          <w:tab w:val="right" w:leader="dot" w:pos="9061"/>
+        </w:tabs>
+        <w:rPr>
+          <w:rFonts w:asciiTheme="minorHAnsi" w:eastAsiaTheme="minorEastAsia" w:hAnsiTheme="minorHAnsi"/>
+          <w:noProof/>
+          <w:sz w:val="22"/>
+          <w:lang w:eastAsia="pt-BR"/>
+        </w:rPr>
+      </w:pPr>
+      <w:hyperlink w:anchor="_Toc192700021" w:history="1">
+        <w:r>
+          <w:rPr>
+            <w:rStyle w:val="Hyperlink"/>
+            <w:noProof/>
+          </w:rPr>
+          <w:t>Figura 8 - Tela de gerenciamento de Dispositivos</w:t>
+        </w:r>
+        <w:r>
+          <w:rPr>
+            <w:noProof/>
+            <w:webHidden/>
+          </w:rPr>
+          <w:tab/>
+          <w:fldChar w:fldCharType="begin"/>
+          <w:instrText xml:space="preserve"> PAGEREF _Toc192700021 \h </w:instrText>
+          <w:fldChar w:fldCharType="separate"/>
+          <w:t>24</w:t>
+          <w:fldChar w:fldCharType="end"/>
+        </w:r>
+      </w:hyperlink>
+    </w:p>
+    <w:p>
+      <w:pPr>
+        <w:pStyle w:val="ndicedeilustraes"/>
+        <w:tabs>
+          <w:tab w:val="right" w:leader="dot" w:pos="9061"/>
+        </w:tabs>
+        <w:rPr>
+          <w:rFonts w:asciiTheme="minorHAnsi" w:eastAsiaTheme="minorEastAsia" w:hAnsiTheme="minorHAnsi"/>
+          <w:noProof/>
+          <w:sz w:val="22"/>
+          <w:lang w:eastAsia="pt-BR"/>
+        </w:rPr>
+      </w:pPr>
+      <w:hyperlink w:anchor="_Toc192700022" w:history="1">
+        <w:r>
+          <w:rPr>
+            <w:rStyle w:val="Hyperlink"/>
+            <w:noProof/>
+          </w:rPr>
+          <w:t>Figura 9 - Tela de Notificações com mais de um dispositivo</w:t>
+        </w:r>
+        <w:r>
+          <w:rPr>
+            <w:noProof/>
+            <w:webHidden/>
+          </w:rPr>
+          <w:tab/>
+          <w:fldChar w:fldCharType="begin"/>
+          <w:instrText xml:space="preserve"> PAGEREF _Toc192700022 \h </w:instrText>
+          <w:fldChar w:fldCharType="separate"/>
+          <w:t>25</w:t>
+          <w:fldChar w:fldCharType="end"/>
+        </w:r>
+      </w:hyperlink>
+    </w:p>
+    <w:p>
+      <w:pPr>
+        <w:pStyle w:val="ndicedeilustraes"/>
+        <w:tabs>
+          <w:tab w:val="right" w:leader="dot" w:pos="9061"/>
+        </w:tabs>
+        <w:rPr>
+          <w:rFonts w:asciiTheme="minorHAnsi" w:eastAsiaTheme="minorEastAsia" w:hAnsiTheme="minorHAnsi"/>
+          <w:noProof/>
+          <w:sz w:val="22"/>
+          <w:lang w:eastAsia="pt-BR"/>
+        </w:rPr>
+      </w:pPr>
+      <w:hyperlink w:anchor="_Toc192700023" w:history="1">
+        <w:r>
+          <w:rPr>
+            <w:rStyle w:val="Hyperlink"/>
+            <w:noProof/>
+          </w:rPr>
+          <w:t>Figura 10 - Tela de Perfil do usuário</w:t>
+        </w:r>
+        <w:r>
+          <w:rPr>
+            <w:noProof/>
+            <w:webHidden/>
+          </w:rPr>
+          <w:tab/>
+          <w:fldChar w:fldCharType="begin"/>
+          <w:instrText xml:space="preserve"> PAGEREF _Toc192700023 \h </w:instrText>
+          <w:fldChar w:fldCharType="separate"/>
+          <w:t>26</w:t>
+          <w:fldChar w:fldCharType="end"/>
+        </w:r>
+      </w:hyperlink>
+    </w:p>
+    <w:p>
+      <w:pPr>
+        <w:pStyle w:val="ndicedeilustraes"/>
+        <w:tabs>
+          <w:tab w:val="right" w:leader="dot" w:pos="9061"/>
+        </w:tabs>
+        <w:rPr>
+          <w:rFonts w:asciiTheme="minorHAnsi" w:eastAsiaTheme="minorEastAsia" w:hAnsiTheme="minorHAnsi"/>
+          <w:noProof/>
+          <w:sz w:val="22"/>
+          <w:lang w:eastAsia="pt-BR"/>
+        </w:rPr>
+      </w:pPr>
+      <w:hyperlink w:anchor="_Toc192700024" w:history="1">
+        <w:r>
+          <w:rPr>
+            <w:rStyle w:val="Hyperlink"/>
+            <w:noProof/>
+          </w:rPr>
+          <w:t>Quadro 1 - Documentos técnicos complementares</w:t>
+        </w:r>
+        <w:r>
+          <w:rPr>
+            <w:noProof/>
+            <w:webHidden/>
+          </w:rPr>
+          <w:tab/>
+          <w:fldChar w:fldCharType="begin"/>
+          <w:instrText xml:space="preserve"> PAGEREF _Toc192700024 \h </w:instrText>
+          <w:fldChar w:fldCharType="separate"/>
+          <w:t>31</w:t>
           <w:fldChar w:fldCharType="end"/>
         </w:r>
       </w:hyperlink>
@@ -2361,6 +2641,7 @@
           <w:rFonts w:ascii="Arial" w:hAnsi="Arial" w:cs="Arial"/>
         </w:rPr>
       </w:pPr>
+      <w:bookmarkStart w:id="14" w:name="_Toc192700014"/>
       <w:r>
         <w:t xml:space="preserve">Figura </w:t>
         <w:fldChar w:fldCharType="begin"/>
@@ -2377,6 +2658,7 @@
         <w:fldChar w:fldCharType="end"/>
         <w:t xml:space="preserve"> - Tela de Login do sistema</w:t>
       </w:r>
+      <w:bookmarkEnd w:id="14"/>
     </w:p>
     <w:p>
       <w:pPr>
@@ -2461,6 +2743,7 @@
           <w:rFonts w:ascii="Arial" w:hAnsi="Arial" w:cs="Arial"/>
         </w:rPr>
       </w:pPr>
+      <w:bookmarkStart w:id="15" w:name="_Toc192700015"/>
       <w:r>
         <w:t xml:space="preserve">Figura </w:t>
         <w:fldChar w:fldCharType="begin"/>
@@ -2477,6 +2760,7 @@
         <w:fldChar w:fldCharType="end"/>
         <w:t xml:space="preserve"> - Tela de Dashboard com um dispositivo cadastrado</w:t>
       </w:r>
+      <w:bookmarkEnd w:id="15"/>
     </w:p>
     <w:p>
       <w:pPr>
@@ -2561,6 +2845,7 @@
           <w:rFonts w:ascii="Arial" w:hAnsi="Arial" w:cs="Arial"/>
         </w:rPr>
       </w:pPr>
+      <w:bookmarkStart w:id="16" w:name="_Toc192700016"/>
       <w:r>
         <w:t xml:space="preserve">Figura </w:t>
         <w:fldChar w:fldCharType="begin"/>
@@ -2577,6 +2862,7 @@
         <w:fldChar w:fldCharType="end"/>
         <w:t xml:space="preserve"> - Tela de Dashboard com múltiplos dispositivos cadastrados</w:t>
       </w:r>
+      <w:bookmarkEnd w:id="16"/>
     </w:p>
     <w:p>
       <w:pPr>
@@ -2661,6 +2947,7 @@
           <w:rFonts w:ascii="Arial" w:hAnsi="Arial" w:cs="Arial"/>
         </w:rPr>
       </w:pPr>
+      <w:bookmarkStart w:id="17" w:name="_Toc192700017"/>
       <w:r>
         <w:t xml:space="preserve">Figura </w:t>
         <w:fldChar w:fldCharType="begin"/>
@@ -2677,6 +2964,7 @@
         <w:fldChar w:fldCharType="end"/>
         <w:t xml:space="preserve"> - Tela de Histórico de medições</w:t>
       </w:r>
+      <w:bookmarkEnd w:id="17"/>
     </w:p>
     <w:p>
       <w:pPr>
@@ -2761,6 +3049,7 @@
           <w:rFonts w:ascii="Arial" w:hAnsi="Arial" w:cs="Arial"/>
         </w:rPr>
       </w:pPr>
+      <w:bookmarkStart w:id="18" w:name="_Toc192700018"/>
       <w:r>
         <w:t xml:space="preserve">Figura </w:t>
         <w:fldChar w:fldCharType="begin"/>
@@ -2777,6 +3066,7 @@
         <w:fldChar w:fldCharType="end"/>
         <w:t xml:space="preserve"> - Tela de Configurações — aba de Valores</w:t>
       </w:r>
+      <w:bookmarkEnd w:id="18"/>
     </w:p>
     <w:p>
       <w:pPr>
@@ -2861,6 +3151,7 @@
           <w:rFonts w:ascii="Arial" w:hAnsi="Arial" w:cs="Arial"/>
         </w:rPr>
       </w:pPr>
+      <w:bookmarkStart w:id="19" w:name="_Toc192700019"/>
       <w:r>
         <w:t xml:space="preserve">Figura </w:t>
         <w:fldChar w:fldCharType="begin"/>
@@ -2877,6 +3168,7 @@
         <w:fldChar w:fldCharType="end"/>
         <w:t xml:space="preserve"> - Tela de Configurações — aba de Bomba d’água</w:t>
       </w:r>
+      <w:bookmarkEnd w:id="19"/>
     </w:p>
     <w:p>
       <w:pPr>
@@ -2961,6 +3253,7 @@
           <w:rFonts w:ascii="Arial" w:hAnsi="Arial" w:cs="Arial"/>
         </w:rPr>
       </w:pPr>
+      <w:bookmarkStart w:id="20" w:name="_Toc192700020"/>
       <w:r>
         <w:t xml:space="preserve">Figura </w:t>
         <w:fldChar w:fldCharType="begin"/>
@@ -2977,6 +3270,7 @@
         <w:fldChar w:fldCharType="end"/>
         <w:t xml:space="preserve"> - Tela de Configurações — aba de Aparência</w:t>
       </w:r>
+      <w:bookmarkEnd w:id="20"/>
     </w:p>
     <w:p>
       <w:pPr>
@@ -3061,6 +3355,7 @@
           <w:rFonts w:ascii="Arial" w:hAnsi="Arial" w:cs="Arial"/>
         </w:rPr>
       </w:pPr>
+      <w:bookmarkStart w:id="21" w:name="_Toc192700021"/>
       <w:r>
         <w:t xml:space="preserve">Figura </w:t>
         <w:fldChar w:fldCharType="begin"/>
@@ -3077,6 +3372,7 @@
         <w:fldChar w:fldCharType="end"/>
         <w:t xml:space="preserve"> - Tela de gerenciamento de Dispositivos</w:t>
       </w:r>
+      <w:bookmarkEnd w:id="21"/>
     </w:p>
     <w:p>
       <w:pPr>
@@ -3161,6 +3457,7 @@
           <w:rFonts w:ascii="Arial" w:hAnsi="Arial" w:cs="Arial"/>
         </w:rPr>
       </w:pPr>
+      <w:bookmarkStart w:id="22" w:name="_Toc192700022"/>
       <w:r>
         <w:t xml:space="preserve">Figura </w:t>
         <w:fldChar w:fldCharType="begin"/>
@@ -3177,6 +3474,7 @@
         <w:fldChar w:fldCharType="end"/>
         <w:t xml:space="preserve"> - Tela de Notificações com mais de um dispositivo</w:t>
       </w:r>
+      <w:bookmarkEnd w:id="22"/>
     </w:p>
     <w:p>
       <w:pPr>
@@ -3261,6 +3559,7 @@
           <w:rFonts w:ascii="Arial" w:hAnsi="Arial" w:cs="Arial"/>
         </w:rPr>
       </w:pPr>
+      <w:bookmarkStart w:id="23" w:name="_Toc192700023"/>
       <w:r>
         <w:t xml:space="preserve">Figura </w:t>
         <w:fldChar w:fldCharType="begin"/>
@@ -3277,6 +3576,7 @@
         <w:fldChar w:fldCharType="end"/>
         <w:t xml:space="preserve"> - Tela de Perfil do usuário</w:t>
       </w:r>
+      <w:bookmarkEnd w:id="23"/>
     </w:p>
     <w:p>
       <w:pPr>
@@ -4384,6 +4684,7 @@
           <w:highlight w:val="yellow"/>
         </w:rPr>
       </w:pPr>
+      <w:bookmarkStart w:id="24" w:name="_Toc192700024"/>
       <w:r>
         <w:rPr>
           <w:rFonts w:ascii="Arial" w:hAnsi="Arial" w:cs="Arial"/>
@@ -4391,6 +4692,7 @@
         </w:rPr>
         <w:t>Quadro 1 – Documentos técnicos complementares</w:t>
       </w:r>
+      <w:bookmarkEnd w:id="24"/>
     </w:p>
     <w:tbl>
       <w:tblPr>

--- a/docs/TCC/Grupo_7__Fazer_correção.docx
+++ b/docs/TCC/Grupo_7__Fazer_correção.docx
@@ -763,6 +763,41 @@
           <w:instrText xml:space="preserve"> PAGEREF _Toc192700024 \h </w:instrText>
           <w:fldChar w:fldCharType="separate"/>
           <w:t>31</w:t>
+          <w:fldChar w:fldCharType="end"/>
+        </w:r>
+      </w:hyperlink>
+    </w:p>
+    <w:p>
+      <w:pPr>
+        <w:pStyle w:val="ndicedeilustraes"/>
+        <w:tabs>
+          <w:tab w:val="right" w:leader="dot" w:pos="9061"/>
+        </w:tabs>
+        <w:rPr>
+          <w:rFonts w:asciiTheme="minorHAnsi" w:eastAsiaTheme="minorEastAsia" w:hAnsiTheme="minorHAnsi"/>
+          <w:noProof/>
+          <w:sz w:val="22"/>
+          <w:lang w:eastAsia="pt-BR"/>
+        </w:rPr>
+      </w:pPr>
+      <w:hyperlink w:anchor="_Toc192700025" w:history="1">
+        <w:r>
+          <w:rPr>
+            <w:rStyle w:val="Hyperlink"/>
+            <w:noProof/>
+          </w:rPr>
+          <w:t>Quadro 2 - Anotações de teste complementares (docs/Teste/)</w:t>
+        </w:r>
+        <w:r>
+          <w:rPr>
+            <w:noProof/>
+            <w:webHidden/>
+          </w:rPr>
+          <w:tab/>
+          <w:fldChar w:fldCharType="begin"/>
+          <w:instrText xml:space="preserve"> PAGEREF _Toc192700025 \h </w:instrText>
+          <w:fldChar w:fldCharType="separate"/>
+          <w:t>32</w:t>
           <w:fldChar w:fldCharType="end"/>
         </w:r>
       </w:hyperlink>
@@ -5414,6 +5449,364 @@
                 <w:highlight w:val="yellow"/>
               </w:rPr>
               <w:t>Versão condensada do documento anterior, com uma linha por arquivo, para consulta rápida durante a apresentação.</w:t>
+            </w:r>
+          </w:p>
+        </w:tc>
+      </w:tr>
+    </w:tbl>
+    <w:p>
+      <w:pPr>
+        <w:spacing w:line="360" w:lineRule="auto"/>
+        <w:ind w:firstLine="709"/>
+        <w:jc w:val="both"/>
+        <w:rPr>
+          <w:rFonts w:ascii="Arial" w:hAnsi="Arial" w:cs="Arial"/>
+          <w:highlight w:val="yellow"/>
+        </w:rPr>
+      </w:pPr>
+      <w:r>
+        <w:rPr>
+          <w:rFonts w:ascii="Arial" w:hAnsi="Arial" w:cs="Arial"/>
+          <w:highlight w:val="yellow"/>
+        </w:rPr>
+        <w:t xml:space="preserve">Além dos onze documentos técnicos, o diretório docs/Teste/ reúne anotações pessoais de teste tomadas ao longo do desenvolvimento — cópias de trabalho dos guias de instalação e de teste com o ESP32 real, usadas durante as sessões práticas com a turma, e registros informais de fiação e comandos de terminal. Por não seguirem o mesmo padrão de revisão dos documentos numerados, ficam guardadas à parte, fora da pasta docs/documentacao/. O Quadro 2 relaciona o conteúdo de cada arquivo.</w:t>
+      </w:r>
+    </w:p>
+    <w:p>
+      <w:pPr>
+        <w:spacing w:after="80" w:line="360" w:lineRule="auto"/>
+        <w:jc w:val="center"/>
+        <w:rPr>
+          <w:rFonts w:ascii="Arial" w:hAnsi="Arial" w:cs="Arial"/>
+          <w:highlight w:val="yellow"/>
+        </w:rPr>
+      </w:pPr>
+      <w:bookmarkStart w:id="25" w:name="_Toc192700025"/>
+      <w:r>
+        <w:rPr>
+          <w:rFonts w:ascii="Arial" w:hAnsi="Arial" w:cs="Arial"/>
+          <w:highlight w:val="yellow"/>
+        </w:rPr>
+        <w:t>Quadro 2 – Anotações de teste complementares (docs/Teste/)</w:t>
+      </w:r>
+      <w:bookmarkEnd w:id="25"/>
+    </w:p>
+    <w:tbl>
+      <w:tblPr>
+        <w:tblW w:w="9000" w:type="dxa"/>
+        <w:tblBorders>
+          <w:top w:val="single" w:sz="4" w:space="0" w:color="auto"/>
+          <w:left w:val="single" w:sz="4" w:space="0" w:color="auto"/>
+          <w:bottom w:val="single" w:sz="4" w:space="0" w:color="auto"/>
+          <w:right w:val="single" w:sz="4" w:space="0" w:color="auto"/>
+          <w:insideH w:val="single" w:sz="4" w:space="0" w:color="auto"/>
+          <w:insideV w:val="single" w:sz="4" w:space="0" w:color="auto"/>
+        </w:tblBorders>
+        <w:tblCellMar>
+          <w:left w:w="10" w:type="dxa"/>
+          <w:right w:w="10" w:type="dxa"/>
+        </w:tblCellMar>
+        <w:tblLook w:val="04A0" w:firstRow="1" w:lastRow="0" w:firstColumn="1" w:lastColumn="0" w:noHBand="0" w:noVBand="1"/>
+      </w:tblPr>
+      <w:tblGrid>
+        <w:gridCol w:w="3200"/>
+        <w:gridCol w:w="5800"/>
+      </w:tblGrid>
+      <w:tr>
+        <w:trPr>
+          <w:tblHeader/>
+        </w:trPr>
+        <w:tc>
+          <w:tcPr>
+            <w:tcW w:w="3200" w:type="dxa"/>
+            <w:shd w:val="clear" w:color="auto" w:fill="D9D9D9"/>
+            <w:tcMar>
+              <w:top w:w="80" w:type="dxa"/>
+              <w:left w:w="100" w:type="dxa"/>
+              <w:bottom w:w="80" w:type="dxa"/>
+              <w:right w:w="100" w:type="dxa"/>
+            </w:tcMar>
+          </w:tcPr>
+          <w:p>
+            <w:pPr>
+              <w:rPr>
+                <w:rFonts w:ascii="Arial" w:hAnsi="Arial" w:cs="Arial"/>
+                <w:highlight w:val="yellow"/>
+              </w:rPr>
+            </w:pPr>
+            <w:r>
+              <w:rPr>
+                <w:rFonts w:ascii="Arial" w:hAnsi="Arial" w:cs="Arial"/>
+                <w:b/>
+                <w:bCs/>
+                <w:sz w:val="20"/>
+                <w:szCs w:val="20"/>
+                <w:highlight w:val="yellow"/>
+              </w:rPr>
+              <w:t>Arquivo</w:t>
+            </w:r>
+          </w:p>
+        </w:tc>
+        <w:tc>
+          <w:tcPr>
+            <w:tcW w:w="5800" w:type="dxa"/>
+            <w:shd w:val="clear" w:color="auto" w:fill="D9D9D9"/>
+            <w:tcMar>
+              <w:top w:w="80" w:type="dxa"/>
+              <w:left w:w="100" w:type="dxa"/>
+              <w:bottom w:w="80" w:type="dxa"/>
+              <w:right w:w="100" w:type="dxa"/>
+            </w:tcMar>
+          </w:tcPr>
+          <w:p>
+            <w:pPr>
+              <w:rPr>
+                <w:rFonts w:ascii="Arial" w:hAnsi="Arial" w:cs="Arial"/>
+                <w:highlight w:val="yellow"/>
+              </w:rPr>
+            </w:pPr>
+            <w:r>
+              <w:rPr>
+                <w:rFonts w:ascii="Arial" w:hAnsi="Arial" w:cs="Arial"/>
+                <w:b/>
+                <w:bCs/>
+                <w:sz w:val="20"/>
+                <w:szCs w:val="20"/>
+                <w:highlight w:val="yellow"/>
+              </w:rPr>
+              <w:t>Conteúdo</w:t>
+            </w:r>
+          </w:p>
+        </w:tc>
+      </w:tr>
+      <w:tr>
+        <w:tc>
+          <w:tcPr>
+            <w:tcW w:w="3200" w:type="dxa"/>
+            <w:tcMar>
+              <w:top w:w="80" w:type="dxa"/>
+              <w:left w:w="100" w:type="dxa"/>
+              <w:bottom w:w="80" w:type="dxa"/>
+              <w:right w:w="100" w:type="dxa"/>
+            </w:tcMar>
+          </w:tcPr>
+          <w:p>
+            <w:pPr>
+              <w:rPr>
+                <w:rFonts w:ascii="Arial" w:hAnsi="Arial" w:cs="Arial"/>
+                <w:highlight w:val="yellow"/>
+              </w:rPr>
+            </w:pPr>
+            <w:r>
+              <w:rPr>
+                <w:rFonts w:ascii="Arial" w:eastAsia="Courier New" w:hAnsi="Arial" w:cs="Arial"/>
+                <w:sz w:val="18"/>
+                <w:szCs w:val="18"/>
+                <w:highlight w:val="yellow"/>
+              </w:rPr>
+              <w:t>05-guia-teste-iniciante.txt</w:t>
+            </w:r>
+          </w:p>
+        </w:tc>
+        <w:tc>
+          <w:tcPr>
+            <w:tcW w:w="5800" w:type="dxa"/>
+            <w:tcMar>
+              <w:top w:w="80" w:type="dxa"/>
+              <w:left w:w="100" w:type="dxa"/>
+              <w:bottom w:w="80" w:type="dxa"/>
+              <w:right w:w="100" w:type="dxa"/>
+            </w:tcMar>
+          </w:tcPr>
+          <w:p>
+            <w:pPr>
+              <w:rPr>
+                <w:rFonts w:ascii="Arial" w:hAnsi="Arial" w:cs="Arial"/>
+                <w:highlight w:val="yellow"/>
+              </w:rPr>
+            </w:pPr>
+            <w:r>
+              <w:rPr>
+                <w:rFonts w:ascii="Arial" w:hAnsi="Arial" w:cs="Arial"/>
+                <w:sz w:val="20"/>
+                <w:szCs w:val="20"/>
+                <w:highlight w:val="yellow"/>
+              </w:rPr>
+              <w:t>Cópia de trabalho do guia de instalação do ambiente de desenvolvimento (mesmo conteúdo do documento 05, em docs/documentacao/).</w:t>
+            </w:r>
+          </w:p>
+        </w:tc>
+      </w:tr>
+      <w:tr>
+        <w:tc>
+          <w:tcPr>
+            <w:tcW w:w="3200" w:type="dxa"/>
+            <w:tcMar>
+              <w:top w:w="80" w:type="dxa"/>
+              <w:left w:w="100" w:type="dxa"/>
+              <w:bottom w:w="80" w:type="dxa"/>
+              <w:right w:w="100" w:type="dxa"/>
+            </w:tcMar>
+          </w:tcPr>
+          <w:p>
+            <w:pPr>
+              <w:rPr>
+                <w:rFonts w:ascii="Arial" w:hAnsi="Arial" w:cs="Arial"/>
+                <w:highlight w:val="yellow"/>
+              </w:rPr>
+            </w:pPr>
+            <w:r>
+              <w:rPr>
+                <w:rFonts w:ascii="Arial" w:eastAsia="Courier New" w:hAnsi="Arial" w:cs="Arial"/>
+                <w:sz w:val="18"/>
+                <w:szCs w:val="18"/>
+                <w:highlight w:val="yellow"/>
+              </w:rPr>
+              <w:t>06-guia-teste-arduino-real.txt</w:t>
+            </w:r>
+          </w:p>
+        </w:tc>
+        <w:tc>
+          <w:tcPr>
+            <w:tcW w:w="5800" w:type="dxa"/>
+            <w:tcMar>
+              <w:top w:w="80" w:type="dxa"/>
+              <w:left w:w="100" w:type="dxa"/>
+              <w:bottom w:w="80" w:type="dxa"/>
+              <w:right w:w="100" w:type="dxa"/>
+            </w:tcMar>
+          </w:tcPr>
+          <w:p>
+            <w:pPr>
+              <w:rPr>
+                <w:rFonts w:ascii="Arial" w:hAnsi="Arial" w:cs="Arial"/>
+                <w:highlight w:val="yellow"/>
+              </w:rPr>
+            </w:pPr>
+            <w:r>
+              <w:rPr>
+                <w:rFonts w:ascii="Arial" w:hAnsi="Arial" w:cs="Arial"/>
+                <w:sz w:val="20"/>
+                <w:szCs w:val="20"/>
+                <w:highlight w:val="yellow"/>
+              </w:rPr>
+              <w:t>Cópia de trabalho do guia de teste com um ESP32 físico e sensor DHT11 (mesmo conteúdo do documento 06).</w:t>
+            </w:r>
+          </w:p>
+        </w:tc>
+      </w:tr>
+      <w:tr>
+        <w:tc>
+          <w:tcPr>
+            <w:tcW w:w="3200" w:type="dxa"/>
+            <w:tcMar>
+              <w:top w:w="80" w:type="dxa"/>
+              <w:left w:w="100" w:type="dxa"/>
+              <w:bottom w:w="80" w:type="dxa"/>
+              <w:right w:w="100" w:type="dxa"/>
+            </w:tcMar>
+          </w:tcPr>
+          <w:p>
+            <w:pPr>
+              <w:rPr>
+                <w:rFonts w:ascii="Arial" w:hAnsi="Arial" w:cs="Arial"/>
+                <w:highlight w:val="yellow"/>
+              </w:rPr>
+            </w:pPr>
+            <w:r>
+              <w:rPr>
+                <w:rFonts w:ascii="Arial" w:eastAsia="Courier New" w:hAnsi="Arial" w:cs="Arial"/>
+                <w:sz w:val="18"/>
+                <w:szCs w:val="18"/>
+                <w:highlight w:val="yellow"/>
+              </w:rPr>
+              <w:t>Tutorial ESP.txt</w:t>
+            </w:r>
+          </w:p>
+        </w:tc>
+        <w:tc>
+          <w:tcPr>
+            <w:tcW w:w="5800" w:type="dxa"/>
+            <w:tcMar>
+              <w:top w:w="80" w:type="dxa"/>
+              <w:left w:w="100" w:type="dxa"/>
+              <w:bottom w:w="80" w:type="dxa"/>
+              <w:right w:w="100" w:type="dxa"/>
+            </w:tcMar>
+          </w:tcPr>
+          <w:p>
+            <w:pPr>
+              <w:rPr>
+                <w:rFonts w:ascii="Arial" w:hAnsi="Arial" w:cs="Arial"/>
+                <w:highlight w:val="yellow"/>
+              </w:rPr>
+            </w:pPr>
+            <w:r>
+              <w:rPr>
+                <w:rFonts w:ascii="Arial" w:hAnsi="Arial" w:cs="Arial"/>
+                <w:sz w:val="20"/>
+                <w:szCs w:val="20"/>
+                <w:highlight w:val="yellow"/>
+              </w:rPr>
+              <w:t>Anotações rápidas de fiação do DHT11 ao ESP32, tomadas durante a montagem física do protótipo.</w:t>
+            </w:r>
+          </w:p>
+        </w:tc>
+      </w:tr>
+      <w:tr>
+        <w:tc>
+          <w:tcPr>
+            <w:tcW w:w="3200" w:type="dxa"/>
+            <w:tcMar>
+              <w:top w:w="80" w:type="dxa"/>
+              <w:left w:w="100" w:type="dxa"/>
+              <w:bottom w:w="80" w:type="dxa"/>
+              <w:right w:w="100" w:type="dxa"/>
+            </w:tcMar>
+          </w:tcPr>
+          <w:p>
+            <w:pPr>
+              <w:rPr>
+                <w:rFonts w:ascii="Arial" w:hAnsi="Arial" w:cs="Arial"/>
+                <w:highlight w:val="yellow"/>
+              </w:rPr>
+            </w:pPr>
+            <w:r>
+              <w:rPr>
+                <w:rFonts w:ascii="Arial" w:eastAsia="Courier New" w:hAnsi="Arial" w:cs="Arial"/>
+                <w:sz w:val="18"/>
+                <w:szCs w:val="18"/>
+                <w:highlight w:val="yellow"/>
+              </w:rPr>
+              <w:t>Tutorial escola.txt</w:t>
+            </w:r>
+          </w:p>
+        </w:tc>
+        <w:tc>
+          <w:tcPr>
+            <w:tcW w:w="5800" w:type="dxa"/>
+            <w:tcMar>
+              <w:top w:w="80" w:type="dxa"/>
+              <w:left w:w="100" w:type="dxa"/>
+              <w:bottom w:w="80" w:type="dxa"/>
+              <w:right w:w="100" w:type="dxa"/>
+            </w:tcMar>
+          </w:tcPr>
+          <w:p>
+            <w:pPr>
+              <w:rPr>
+                <w:rFonts w:ascii="Arial" w:hAnsi="Arial" w:cs="Arial"/>
+                <w:highlight w:val="yellow"/>
+              </w:rPr>
+            </w:pPr>
+            <w:r>
+              <w:rPr>
+                <w:rFonts w:ascii="Arial" w:hAnsi="Arial" w:cs="Arial"/>
+                <w:sz w:val="20"/>
+                <w:szCs w:val="20"/>
+                <w:highlight w:val="yellow"/>
+              </w:rPr>
+              <w:t>Comandos de terminal (PowerShell, psql) anotados durante as sessões práticas de teste na escola.</w:t>
             </w:r>
           </w:p>
         </w:tc>

--- a/docs/TCC/Grupo_7__Fazer_correção.docx
+++ b/docs/TCC/Grupo_7__Fazer_correção.docx
@@ -763,41 +763,6 @@
           <w:instrText xml:space="preserve"> PAGEREF _Toc192700024 \h </w:instrText>
           <w:fldChar w:fldCharType="separate"/>
           <w:t>31</w:t>
-          <w:fldChar w:fldCharType="end"/>
-        </w:r>
-      </w:hyperlink>
-    </w:p>
-    <w:p>
-      <w:pPr>
-        <w:pStyle w:val="ndicedeilustraes"/>
-        <w:tabs>
-          <w:tab w:val="right" w:leader="dot" w:pos="9061"/>
-        </w:tabs>
-        <w:rPr>
-          <w:rFonts w:asciiTheme="minorHAnsi" w:eastAsiaTheme="minorEastAsia" w:hAnsiTheme="minorHAnsi"/>
-          <w:noProof/>
-          <w:sz w:val="22"/>
-          <w:lang w:eastAsia="pt-BR"/>
-        </w:rPr>
-      </w:pPr>
-      <w:hyperlink w:anchor="_Toc192700025" w:history="1">
-        <w:r>
-          <w:rPr>
-            <w:rStyle w:val="Hyperlink"/>
-            <w:noProof/>
-          </w:rPr>
-          <w:t>Quadro 2 - Anotações de teste complementares (docs/Teste/)</w:t>
-        </w:r>
-        <w:r>
-          <w:rPr>
-            <w:noProof/>
-            <w:webHidden/>
-          </w:rPr>
-          <w:tab/>
-          <w:fldChar w:fldCharType="begin"/>
-          <w:instrText xml:space="preserve"> PAGEREF _Toc192700025 \h </w:instrText>
-          <w:fldChar w:fldCharType="separate"/>
-          <w:t>32</w:t>
           <w:fldChar w:fldCharType="end"/>
         </w:r>
       </w:hyperlink>
@@ -5449,364 +5414,6 @@
                 <w:highlight w:val="yellow"/>
               </w:rPr>
               <w:t>Versão condensada do documento anterior, com uma linha por arquivo, para consulta rápida durante a apresentação.</w:t>
-            </w:r>
-          </w:p>
-        </w:tc>
-      </w:tr>
-    </w:tbl>
-    <w:p>
-      <w:pPr>
-        <w:spacing w:line="360" w:lineRule="auto"/>
-        <w:ind w:firstLine="709"/>
-        <w:jc w:val="both"/>
-        <w:rPr>
-          <w:rFonts w:ascii="Arial" w:hAnsi="Arial" w:cs="Arial"/>
-          <w:highlight w:val="yellow"/>
-        </w:rPr>
-      </w:pPr>
-      <w:r>
-        <w:rPr>
-          <w:rFonts w:ascii="Arial" w:hAnsi="Arial" w:cs="Arial"/>
-          <w:highlight w:val="yellow"/>
-        </w:rPr>
-        <w:t xml:space="preserve">Além dos onze documentos técnicos, o diretório docs/Teste/ reúne anotações pessoais de teste tomadas ao longo do desenvolvimento — cópias de trabalho dos guias de instalação e de teste com o ESP32 real, usadas durante as sessões práticas com a turma, e registros informais de fiação e comandos de terminal. Por não seguirem o mesmo padrão de revisão dos documentos numerados, ficam guardadas à parte, fora da pasta docs/documentacao/. O Quadro 2 relaciona o conteúdo de cada arquivo.</w:t>
-      </w:r>
-    </w:p>
-    <w:p>
-      <w:pPr>
-        <w:spacing w:after="80" w:line="360" w:lineRule="auto"/>
-        <w:jc w:val="center"/>
-        <w:rPr>
-          <w:rFonts w:ascii="Arial" w:hAnsi="Arial" w:cs="Arial"/>
-          <w:highlight w:val="yellow"/>
-        </w:rPr>
-      </w:pPr>
-      <w:bookmarkStart w:id="25" w:name="_Toc192700025"/>
-      <w:r>
-        <w:rPr>
-          <w:rFonts w:ascii="Arial" w:hAnsi="Arial" w:cs="Arial"/>
-          <w:highlight w:val="yellow"/>
-        </w:rPr>
-        <w:t>Quadro 2 – Anotações de teste complementares (docs/Teste/)</w:t>
-      </w:r>
-      <w:bookmarkEnd w:id="25"/>
-    </w:p>
-    <w:tbl>
-      <w:tblPr>
-        <w:tblW w:w="9000" w:type="dxa"/>
-        <w:tblBorders>
-          <w:top w:val="single" w:sz="4" w:space="0" w:color="auto"/>
-          <w:left w:val="single" w:sz="4" w:space="0" w:color="auto"/>
-          <w:bottom w:val="single" w:sz="4" w:space="0" w:color="auto"/>
-          <w:right w:val="single" w:sz="4" w:space="0" w:color="auto"/>
-          <w:insideH w:val="single" w:sz="4" w:space="0" w:color="auto"/>
-          <w:insideV w:val="single" w:sz="4" w:space="0" w:color="auto"/>
-        </w:tblBorders>
-        <w:tblCellMar>
-          <w:left w:w="10" w:type="dxa"/>
-          <w:right w:w="10" w:type="dxa"/>
-        </w:tblCellMar>
-        <w:tblLook w:val="04A0" w:firstRow="1" w:lastRow="0" w:firstColumn="1" w:lastColumn="0" w:noHBand="0" w:noVBand="1"/>
-      </w:tblPr>
-      <w:tblGrid>
-        <w:gridCol w:w="3200"/>
-        <w:gridCol w:w="5800"/>
-      </w:tblGrid>
-      <w:tr>
-        <w:trPr>
-          <w:tblHeader/>
-        </w:trPr>
-        <w:tc>
-          <w:tcPr>
-            <w:tcW w:w="3200" w:type="dxa"/>
-            <w:shd w:val="clear" w:color="auto" w:fill="D9D9D9"/>
-            <w:tcMar>
-              <w:top w:w="80" w:type="dxa"/>
-              <w:left w:w="100" w:type="dxa"/>
-              <w:bottom w:w="80" w:type="dxa"/>
-              <w:right w:w="100" w:type="dxa"/>
-            </w:tcMar>
-          </w:tcPr>
-          <w:p>
-            <w:pPr>
-              <w:rPr>
-                <w:rFonts w:ascii="Arial" w:hAnsi="Arial" w:cs="Arial"/>
-                <w:highlight w:val="yellow"/>
-              </w:rPr>
-            </w:pPr>
-            <w:r>
-              <w:rPr>
-                <w:rFonts w:ascii="Arial" w:hAnsi="Arial" w:cs="Arial"/>
-                <w:b/>
-                <w:bCs/>
-                <w:sz w:val="20"/>
-                <w:szCs w:val="20"/>
-                <w:highlight w:val="yellow"/>
-              </w:rPr>
-              <w:t>Arquivo</w:t>
-            </w:r>
-          </w:p>
-        </w:tc>
-        <w:tc>
-          <w:tcPr>
-            <w:tcW w:w="5800" w:type="dxa"/>
-            <w:shd w:val="clear" w:color="auto" w:fill="D9D9D9"/>
-            <w:tcMar>
-              <w:top w:w="80" w:type="dxa"/>
-              <w:left w:w="100" w:type="dxa"/>
-              <w:bottom w:w="80" w:type="dxa"/>
-              <w:right w:w="100" w:type="dxa"/>
-            </w:tcMar>
-          </w:tcPr>
-          <w:p>
-            <w:pPr>
-              <w:rPr>
-                <w:rFonts w:ascii="Arial" w:hAnsi="Arial" w:cs="Arial"/>
-                <w:highlight w:val="yellow"/>
-              </w:rPr>
-            </w:pPr>
-            <w:r>
-              <w:rPr>
-                <w:rFonts w:ascii="Arial" w:hAnsi="Arial" w:cs="Arial"/>
-                <w:b/>
-                <w:bCs/>
-                <w:sz w:val="20"/>
-                <w:szCs w:val="20"/>
-                <w:highlight w:val="yellow"/>
-              </w:rPr>
-              <w:t>Conteúdo</w:t>
-            </w:r>
-          </w:p>
-        </w:tc>
-      </w:tr>
-      <w:tr>
-        <w:tc>
-          <w:tcPr>
-            <w:tcW w:w="3200" w:type="dxa"/>
-            <w:tcMar>
-              <w:top w:w="80" w:type="dxa"/>
-              <w:left w:w="100" w:type="dxa"/>
-              <w:bottom w:w="80" w:type="dxa"/>
-              <w:right w:w="100" w:type="dxa"/>
-            </w:tcMar>
-          </w:tcPr>
-          <w:p>
-            <w:pPr>
-              <w:rPr>
-                <w:rFonts w:ascii="Arial" w:hAnsi="Arial" w:cs="Arial"/>
-                <w:highlight w:val="yellow"/>
-              </w:rPr>
-            </w:pPr>
-            <w:r>
-              <w:rPr>
-                <w:rFonts w:ascii="Arial" w:eastAsia="Courier New" w:hAnsi="Arial" w:cs="Arial"/>
-                <w:sz w:val="18"/>
-                <w:szCs w:val="18"/>
-                <w:highlight w:val="yellow"/>
-              </w:rPr>
-              <w:t>05-guia-teste-iniciante.txt</w:t>
-            </w:r>
-          </w:p>
-        </w:tc>
-        <w:tc>
-          <w:tcPr>
-            <w:tcW w:w="5800" w:type="dxa"/>
-            <w:tcMar>
-              <w:top w:w="80" w:type="dxa"/>
-              <w:left w:w="100" w:type="dxa"/>
-              <w:bottom w:w="80" w:type="dxa"/>
-              <w:right w:w="100" w:type="dxa"/>
-            </w:tcMar>
-          </w:tcPr>
-          <w:p>
-            <w:pPr>
-              <w:rPr>
-                <w:rFonts w:ascii="Arial" w:hAnsi="Arial" w:cs="Arial"/>
-                <w:highlight w:val="yellow"/>
-              </w:rPr>
-            </w:pPr>
-            <w:r>
-              <w:rPr>
-                <w:rFonts w:ascii="Arial" w:hAnsi="Arial" w:cs="Arial"/>
-                <w:sz w:val="20"/>
-                <w:szCs w:val="20"/>
-                <w:highlight w:val="yellow"/>
-              </w:rPr>
-              <w:t>Cópia de trabalho do guia de instalação do ambiente de desenvolvimento (mesmo conteúdo do documento 05, em docs/documentacao/).</w:t>
-            </w:r>
-          </w:p>
-        </w:tc>
-      </w:tr>
-      <w:tr>
-        <w:tc>
-          <w:tcPr>
-            <w:tcW w:w="3200" w:type="dxa"/>
-            <w:tcMar>
-              <w:top w:w="80" w:type="dxa"/>
-              <w:left w:w="100" w:type="dxa"/>
-              <w:bottom w:w="80" w:type="dxa"/>
-              <w:right w:w="100" w:type="dxa"/>
-            </w:tcMar>
-          </w:tcPr>
-          <w:p>
-            <w:pPr>
-              <w:rPr>
-                <w:rFonts w:ascii="Arial" w:hAnsi="Arial" w:cs="Arial"/>
-                <w:highlight w:val="yellow"/>
-              </w:rPr>
-            </w:pPr>
-            <w:r>
-              <w:rPr>
-                <w:rFonts w:ascii="Arial" w:eastAsia="Courier New" w:hAnsi="Arial" w:cs="Arial"/>
-                <w:sz w:val="18"/>
-                <w:szCs w:val="18"/>
-                <w:highlight w:val="yellow"/>
-              </w:rPr>
-              <w:t>06-guia-teste-arduino-real.txt</w:t>
-            </w:r>
-          </w:p>
-        </w:tc>
-        <w:tc>
-          <w:tcPr>
-            <w:tcW w:w="5800" w:type="dxa"/>
-            <w:tcMar>
-              <w:top w:w="80" w:type="dxa"/>
-              <w:left w:w="100" w:type="dxa"/>
-              <w:bottom w:w="80" w:type="dxa"/>
-              <w:right w:w="100" w:type="dxa"/>
-            </w:tcMar>
-          </w:tcPr>
-          <w:p>
-            <w:pPr>
-              <w:rPr>
-                <w:rFonts w:ascii="Arial" w:hAnsi="Arial" w:cs="Arial"/>
-                <w:highlight w:val="yellow"/>
-              </w:rPr>
-            </w:pPr>
-            <w:r>
-              <w:rPr>
-                <w:rFonts w:ascii="Arial" w:hAnsi="Arial" w:cs="Arial"/>
-                <w:sz w:val="20"/>
-                <w:szCs w:val="20"/>
-                <w:highlight w:val="yellow"/>
-              </w:rPr>
-              <w:t>Cópia de trabalho do guia de teste com um ESP32 físico e sensor DHT11 (mesmo conteúdo do documento 06).</w:t>
-            </w:r>
-          </w:p>
-        </w:tc>
-      </w:tr>
-      <w:tr>
-        <w:tc>
-          <w:tcPr>
-            <w:tcW w:w="3200" w:type="dxa"/>
-            <w:tcMar>
-              <w:top w:w="80" w:type="dxa"/>
-              <w:left w:w="100" w:type="dxa"/>
-              <w:bottom w:w="80" w:type="dxa"/>
-              <w:right w:w="100" w:type="dxa"/>
-            </w:tcMar>
-          </w:tcPr>
-          <w:p>
-            <w:pPr>
-              <w:rPr>
-                <w:rFonts w:ascii="Arial" w:hAnsi="Arial" w:cs="Arial"/>
-                <w:highlight w:val="yellow"/>
-              </w:rPr>
-            </w:pPr>
-            <w:r>
-              <w:rPr>
-                <w:rFonts w:ascii="Arial" w:eastAsia="Courier New" w:hAnsi="Arial" w:cs="Arial"/>
-                <w:sz w:val="18"/>
-                <w:szCs w:val="18"/>
-                <w:highlight w:val="yellow"/>
-              </w:rPr>
-              <w:t>Tutorial ESP.txt</w:t>
-            </w:r>
-          </w:p>
-        </w:tc>
-        <w:tc>
-          <w:tcPr>
-            <w:tcW w:w="5800" w:type="dxa"/>
-            <w:tcMar>
-              <w:top w:w="80" w:type="dxa"/>
-              <w:left w:w="100" w:type="dxa"/>
-              <w:bottom w:w="80" w:type="dxa"/>
-              <w:right w:w="100" w:type="dxa"/>
-            </w:tcMar>
-          </w:tcPr>
-          <w:p>
-            <w:pPr>
-              <w:rPr>
-                <w:rFonts w:ascii="Arial" w:hAnsi="Arial" w:cs="Arial"/>
-                <w:highlight w:val="yellow"/>
-              </w:rPr>
-            </w:pPr>
-            <w:r>
-              <w:rPr>
-                <w:rFonts w:ascii="Arial" w:hAnsi="Arial" w:cs="Arial"/>
-                <w:sz w:val="20"/>
-                <w:szCs w:val="20"/>
-                <w:highlight w:val="yellow"/>
-              </w:rPr>
-              <w:t>Anotações rápidas de fiação do DHT11 ao ESP32, tomadas durante a montagem física do protótipo.</w:t>
-            </w:r>
-          </w:p>
-        </w:tc>
-      </w:tr>
-      <w:tr>
-        <w:tc>
-          <w:tcPr>
-            <w:tcW w:w="3200" w:type="dxa"/>
-            <w:tcMar>
-              <w:top w:w="80" w:type="dxa"/>
-              <w:left w:w="100" w:type="dxa"/>
-              <w:bottom w:w="80" w:type="dxa"/>
-              <w:right w:w="100" w:type="dxa"/>
-            </w:tcMar>
-          </w:tcPr>
-          <w:p>
-            <w:pPr>
-              <w:rPr>
-                <w:rFonts w:ascii="Arial" w:hAnsi="Arial" w:cs="Arial"/>
-                <w:highlight w:val="yellow"/>
-              </w:rPr>
-            </w:pPr>
-            <w:r>
-              <w:rPr>
-                <w:rFonts w:ascii="Arial" w:eastAsia="Courier New" w:hAnsi="Arial" w:cs="Arial"/>
-                <w:sz w:val="18"/>
-                <w:szCs w:val="18"/>
-                <w:highlight w:val="yellow"/>
-              </w:rPr>
-              <w:t>Tutorial escola.txt</w:t>
-            </w:r>
-          </w:p>
-        </w:tc>
-        <w:tc>
-          <w:tcPr>
-            <w:tcW w:w="5800" w:type="dxa"/>
-            <w:tcMar>
-              <w:top w:w="80" w:type="dxa"/>
-              <w:left w:w="100" w:type="dxa"/>
-              <w:bottom w:w="80" w:type="dxa"/>
-              <w:right w:w="100" w:type="dxa"/>
-            </w:tcMar>
-          </w:tcPr>
-          <w:p>
-            <w:pPr>
-              <w:rPr>
-                <w:rFonts w:ascii="Arial" w:hAnsi="Arial" w:cs="Arial"/>
-                <w:highlight w:val="yellow"/>
-              </w:rPr>
-            </w:pPr>
-            <w:r>
-              <w:rPr>
-                <w:rFonts w:ascii="Arial" w:hAnsi="Arial" w:cs="Arial"/>
-                <w:sz w:val="20"/>
-                <w:szCs w:val="20"/>
-                <w:highlight w:val="yellow"/>
-              </w:rPr>
-              <w:t>Comandos de terminal (PowerShell, psql) anotados durante as sessões práticas de teste na escola.</w:t>
             </w:r>
           </w:p>
         </w:tc>
